--- a/00-首页/题组Word/阶段测试卷/结构化学阶段测试卷-学生版.docx
+++ b/00-首页/题组Word/阶段测试卷/结构化学阶段测试卷-学生版.docx
@@ -140,19 +140,20 @@
       <w:pPr>
         <w:pStyle w:val="FirstParagraph"/>
       </w:pPr>
-      <w:r>
-        <w:rPr>
-          <w:rFonts w:ascii="Times New Roman" w:hAnsi="Times New Roman" w:eastAsia="Times New Roman" w:cs="Times New Roman"/>
-        </w:rPr>
-        <w:t>C</w:t>
-      </w:r>
-      <w:r>
-        <w:rPr>
-          <w:rFonts w:ascii="Times New Roman" w:hAnsi="Times New Roman" w:eastAsia="Times New Roman" w:cs="Times New Roman"/>
-          <w:vertAlign w:val="subscript"/>
-        </w:rPr>
-        <w:t>70</w:t>
-      </w:r>
+      <m:oMath>
+        <m:sSub>
+          <m:e>
+            <m:r>
+              <m:t>C</m:t>
+            </m:r>
+          </m:e>
+          <m:sub>
+            <m:r>
+              <m:t>70</m:t>
+            </m:r>
+          </m:sub>
+        </m:sSub>
+      </m:oMath>
       <w:r>
         <w:rPr>
           <w:rFonts w:ascii="Times New Roman" w:hAnsi="Times New Roman" w:eastAsia="Times New Roman" w:cs="Times New Roman"/>
@@ -1321,15 +1322,22 @@
         <w:rPr>
           <w:rFonts w:ascii="Times New Roman" w:hAnsi="Times New Roman" w:eastAsia="Times New Roman" w:cs="Times New Roman"/>
         </w:rPr>
-        <w:t xml:space="preserve"> c</w:t>
-      </w:r>
-      <w:r>
-        <w:rPr>
-          <w:rFonts w:ascii="Times New Roman" w:hAnsi="Times New Roman" w:eastAsia="Times New Roman" w:cs="Times New Roman"/>
-          <w:vertAlign w:val="subscript"/>
-        </w:rPr>
-        <w:t>1</w:t>
-      </w:r>
+        <w:t xml:space="preserve"> </w:t>
+      </w:r>
+      <m:oMath>
+        <m:sSub>
+          <m:e>
+            <m:r>
+              <m:t>c</m:t>
+            </m:r>
+          </m:e>
+          <m:sub>
+            <m:r>
+              <m:t>1</m:t>
+            </m:r>
+          </m:sub>
+        </m:sSub>
+      </m:oMath>
       <w:r>
         <w:rPr>
           <w:rFonts w:ascii="Times New Roman" w:hAnsi="Times New Roman" w:eastAsia="Times New Roman" w:cs="Times New Roman"/>
@@ -1346,15 +1354,22 @@
         <w:rPr>
           <w:rFonts w:ascii="Times New Roman" w:hAnsi="Times New Roman" w:eastAsia="Times New Roman" w:cs="Times New Roman"/>
         </w:rPr>
-        <w:t xml:space="preserve"> c</w:t>
-      </w:r>
-      <w:r>
-        <w:rPr>
-          <w:rFonts w:ascii="Times New Roman" w:hAnsi="Times New Roman" w:eastAsia="Times New Roman" w:cs="Times New Roman"/>
-          <w:vertAlign w:val="subscript"/>
-        </w:rPr>
-        <w:t>2</w:t>
-      </w:r>
+        <w:t xml:space="preserve"> </w:t>
+      </w:r>
+      <m:oMath>
+        <m:sSub>
+          <m:e>
+            <m:r>
+              <m:t>c</m:t>
+            </m:r>
+          </m:e>
+          <m:sub>
+            <m:r>
+              <m:t>2</m:t>
+            </m:r>
+          </m:sub>
+        </m:sSub>
+      </m:oMath>
       <w:r>
         <w:rPr>
           <w:rFonts w:ascii="Times New Roman" w:hAnsi="Times New Roman" w:eastAsia="Times New Roman" w:cs="Times New Roman"/>
@@ -1679,52 +1694,54 @@
               </m:r>
             </m:den>
           </m:f>
-          <m:d>
-            <m:dPr>
-              <m:begChr m:val="("/>
-              <m:sepChr m:val=""/>
-              <m:endChr m:val=")"/>
-              <m:grow/>
-            </m:dPr>
-            <m:e>
+          <m:r>
+            <m:rPr>
+              <m:sty m:val="p"/>
+            </m:rPr>
+            <m:t>(</m:t>
+          </m:r>
+          <m:r>
+            <m:t>1</m:t>
+          </m:r>
+          <m:r>
+            <m:rPr>
+              <m:sty m:val="p"/>
+            </m:rPr>
+            <m:t>−</m:t>
+          </m:r>
+          <m:f>
+            <m:fPr>
+              <m:type m:val="bar"/>
+            </m:fPr>
+            <m:num>
               <m:r>
-                <m:t>1</m:t>
+                <m:t>ρ</m:t>
               </m:r>
-              <m:r>
-                <m:rPr>
-                  <m:sty m:val="p"/>
-                </m:rPr>
-                <m:t>−</m:t>
-              </m:r>
-              <m:f>
-                <m:fPr>
-                  <m:type m:val="bar"/>
-                </m:fPr>
-                <m:num>
+            </m:num>
+            <m:den>
+              <m:sSub>
+                <m:e>
                   <m:r>
-                    <m:t>ρ</m:t>
+                    <m:t>r</m:t>
                   </m:r>
-                </m:num>
-                <m:den>
-                  <m:sSub>
-                    <m:e>
-                      <m:r>
-                        <m:t>r</m:t>
-                      </m:r>
-                    </m:e>
-                    <m:sub>
-                      <m:r>
-                        <m:rPr>
-                          <m:sty m:val="p"/>
-                        </m:rPr>
-                        <m:t>e</m:t>
-                      </m:r>
-                    </m:sub>
-                  </m:sSub>
-                </m:den>
-              </m:f>
-            </m:e>
-          </m:d>
+                </m:e>
+                <m:sub>
+                  <m:r>
+                    <m:rPr>
+                      <m:sty m:val="p"/>
+                    </m:rPr>
+                    <m:t>e</m:t>
+                  </m:r>
+                </m:sub>
+              </m:sSub>
+            </m:den>
+          </m:f>
+          <m:r>
+            <m:rPr>
+              <m:sty m:val="p"/>
+            </m:rPr>
+            <m:t>)</m:t>
+          </m:r>
           <m:r>
             <m:t>  </m:t>
           </m:r>
@@ -1827,15 +1844,22 @@
         <w:rPr>
           <w:rFonts w:ascii="Times New Roman" w:hAnsi="Times New Roman" w:eastAsia="Times New Roman" w:cs="Times New Roman"/>
         </w:rPr>
-        <w:t xml:space="preserve"> Y</w:t>
-      </w:r>
-      <w:r>
-        <w:rPr>
-          <w:rFonts w:ascii="Times New Roman" w:hAnsi="Times New Roman" w:eastAsia="Times New Roman" w:cs="Times New Roman"/>
-          <w:vertAlign w:val="subscript"/>
-        </w:rPr>
-        <w:t>2</w:t>
-      </w:r>
+        <w:t xml:space="preserve"> </w:t>
+      </w:r>
+      <m:oMath>
+        <m:sSub>
+          <m:e>
+            <m:r>
+              <m:t>Y</m:t>
+            </m:r>
+          </m:e>
+          <m:sub>
+            <m:r>
+              <m:t>2</m:t>
+            </m:r>
+          </m:sub>
+        </m:sSub>
+      </m:oMath>
       <w:r>
         <w:rPr>
           <w:rFonts w:ascii="Times New Roman" w:hAnsi="Times New Roman" w:eastAsia="Times New Roman" w:cs="Times New Roman"/>
@@ -2112,15 +2136,28 @@
         <w:rPr>
           <w:rFonts w:ascii="Times New Roman" w:hAnsi="Times New Roman" w:eastAsia="Times New Roman" w:cs="Times New Roman"/>
         </w:rPr>
-        <w:t xml:space="preserve"> Cl</w:t>
-      </w:r>
-      <w:r>
-        <w:rPr>
-          <w:rFonts w:ascii="Times New Roman" w:hAnsi="Times New Roman" w:eastAsia="Times New Roman" w:cs="Times New Roman"/>
-          <w:vertAlign w:val="superscript"/>
-        </w:rPr>
-        <w:t>-</w:t>
-      </w:r>
+        <w:t xml:space="preserve"> </w:t>
+      </w:r>
+      <m:oMath>
+        <m:r>
+          <m:t>C</m:t>
+        </m:r>
+        <m:sSup>
+          <m:e>
+            <m:r>
+              <m:t>l</m:t>
+            </m:r>
+          </m:e>
+          <m:sup>
+            <m:r>
+              <m:rPr>
+                <m:sty m:val="p"/>
+              </m:rPr>
+              <m:t>−</m:t>
+            </m:r>
+          </m:sup>
+        </m:sSup>
+      </m:oMath>
       <w:r>
         <w:rPr>
           <w:rFonts w:ascii="Times New Roman" w:hAnsi="Times New Roman" w:eastAsia="Times New Roman" w:cs="Times New Roman"/>
@@ -2161,15 +2198,31 @@
         <w:rPr>
           <w:rFonts w:ascii="Times New Roman" w:hAnsi="Times New Roman" w:eastAsia="Times New Roman" w:cs="Times New Roman"/>
         </w:rPr>
-        <w:t xml:space="preserve"> Ti</w:t>
-      </w:r>
-      <w:r>
-        <w:rPr>
-          <w:rFonts w:ascii="Times New Roman" w:hAnsi="Times New Roman" w:eastAsia="Times New Roman" w:cs="Times New Roman"/>
-          <w:vertAlign w:val="superscript"/>
-        </w:rPr>
-        <w:t>3+</w:t>
-      </w:r>
+        <w:t xml:space="preserve"> </w:t>
+      </w:r>
+      <m:oMath>
+        <m:r>
+          <m:t>T</m:t>
+        </m:r>
+        <m:sSup>
+          <m:e>
+            <m:r>
+              <m:t>i</m:t>
+            </m:r>
+          </m:e>
+          <m:sup>
+            <m:r>
+              <m:t>3</m:t>
+            </m:r>
+            <m:r>
+              <m:rPr>
+                <m:sty m:val="p"/>
+              </m:rPr>
+              <m:t>+</m:t>
+            </m:r>
+          </m:sup>
+        </m:sSup>
+      </m:oMath>
       <w:r>
         <w:rPr>
           <w:rFonts w:ascii="Times New Roman" w:hAnsi="Times New Roman" w:eastAsia="Times New Roman" w:cs="Times New Roman"/>
@@ -2186,15 +2239,28 @@
         <w:rPr>
           <w:rFonts w:ascii="Times New Roman" w:hAnsi="Times New Roman" w:eastAsia="Times New Roman" w:cs="Times New Roman"/>
         </w:rPr>
-        <w:t xml:space="preserve"> Cl</w:t>
-      </w:r>
-      <w:r>
-        <w:rPr>
-          <w:rFonts w:ascii="Times New Roman" w:hAnsi="Times New Roman" w:eastAsia="Times New Roman" w:cs="Times New Roman"/>
-          <w:vertAlign w:val="superscript"/>
-        </w:rPr>
-        <w:t>-</w:t>
-      </w:r>
+        <w:t xml:space="preserve"> </w:t>
+      </w:r>
+      <m:oMath>
+        <m:r>
+          <m:t>C</m:t>
+        </m:r>
+        <m:sSup>
+          <m:e>
+            <m:r>
+              <m:t>l</m:t>
+            </m:r>
+          </m:e>
+          <m:sup>
+            <m:r>
+              <m:rPr>
+                <m:sty m:val="p"/>
+              </m:rPr>
+              <m:t>−</m:t>
+            </m:r>
+          </m:sup>
+        </m:sSup>
+      </m:oMath>
       <w:r>
         <w:rPr>
           <w:rFonts w:ascii="Times New Roman" w:hAnsi="Times New Roman" w:eastAsia="Times New Roman" w:cs="Times New Roman"/>
@@ -2247,15 +2313,31 @@
         <w:rPr>
           <w:rFonts w:ascii="Times New Roman" w:hAnsi="Times New Roman" w:eastAsia="Times New Roman" w:cs="Times New Roman"/>
         </w:rPr>
-        <w:t xml:space="preserve"> Ti</w:t>
-      </w:r>
-      <w:r>
-        <w:rPr>
-          <w:rFonts w:ascii="Times New Roman" w:hAnsi="Times New Roman" w:eastAsia="Times New Roman" w:cs="Times New Roman"/>
-          <w:vertAlign w:val="superscript"/>
-        </w:rPr>
-        <w:t>3+</w:t>
-      </w:r>
+        <w:t xml:space="preserve"> </w:t>
+      </w:r>
+      <m:oMath>
+        <m:r>
+          <m:t>T</m:t>
+        </m:r>
+        <m:sSup>
+          <m:e>
+            <m:r>
+              <m:t>i</m:t>
+            </m:r>
+          </m:e>
+          <m:sup>
+            <m:r>
+              <m:t>3</m:t>
+            </m:r>
+            <m:r>
+              <m:rPr>
+                <m:sty m:val="p"/>
+              </m:rPr>
+              <m:t>+</m:t>
+            </m:r>
+          </m:sup>
+        </m:sSup>
+      </m:oMath>
       <w:r>
         <w:rPr>
           <w:rFonts w:ascii="Times New Roman" w:hAnsi="Times New Roman" w:eastAsia="Times New Roman" w:cs="Times New Roman"/>
@@ -2404,15 +2486,22 @@
         <w:rPr>
           <w:rFonts w:ascii="Times New Roman" w:hAnsi="Times New Roman" w:eastAsia="Times New Roman" w:cs="Times New Roman"/>
         </w:rPr>
-        <w:t xml:space="preserve"> N</w:t>
-      </w:r>
-      <w:r>
-        <w:rPr>
-          <w:rFonts w:ascii="Times New Roman" w:hAnsi="Times New Roman" w:eastAsia="Times New Roman" w:cs="Times New Roman"/>
-          <w:vertAlign w:val="subscript"/>
-        </w:rPr>
-        <w:t>2</w:t>
-      </w:r>
+        <w:t xml:space="preserve"> </w:t>
+      </w:r>
+      <m:oMath>
+        <m:sSub>
+          <m:e>
+            <m:r>
+              <m:t>N</m:t>
+            </m:r>
+          </m:e>
+          <m:sub>
+            <m:r>
+              <m:t>2</m:t>
+            </m:r>
+          </m:sub>
+        </m:sSub>
+      </m:oMath>
       <w:r>
         <w:rPr>
           <w:rFonts w:ascii="Times New Roman" w:hAnsi="Times New Roman" w:eastAsia="Times New Roman" w:cs="Times New Roman"/>
@@ -3230,15 +3319,22 @@
         <w:rPr>
           <w:rFonts w:ascii="Times New Roman" w:hAnsi="Times New Roman" w:eastAsia="Times New Roman" w:cs="Times New Roman"/>
         </w:rPr>
-        <w:t xml:space="preserve"> d</w:t>
-      </w:r>
-      <w:r>
-        <w:rPr>
-          <w:rFonts w:ascii="Times New Roman" w:hAnsi="Times New Roman" w:eastAsia="Times New Roman" w:cs="Times New Roman"/>
-          <w:vertAlign w:val="subscript"/>
-        </w:rPr>
-        <w:t>002</w:t>
-      </w:r>
+        <w:t xml:space="preserve"> </w:t>
+      </w:r>
+      <m:oMath>
+        <m:sSub>
+          <m:e>
+            <m:r>
+              <m:t>d</m:t>
+            </m:r>
+          </m:e>
+          <m:sub>
+            <m:r>
+              <m:t>002</m:t>
+            </m:r>
+          </m:sub>
+        </m:sSub>
+      </m:oMath>
       <w:r>
         <w:rPr>
           <w:rFonts w:ascii="Times New Roman" w:hAnsi="Times New Roman" w:eastAsia="Times New Roman" w:cs="Times New Roman"/>
@@ -3629,22 +3725,53 @@
         <w:rPr>
           <w:rFonts w:ascii="Times New Roman" w:hAnsi="Times New Roman" w:eastAsia="Times New Roman" w:cs="Times New Roman"/>
         </w:rPr>
-        <w:t>; (3) FeF</w:t>
-      </w:r>
-      <w:r>
-        <w:rPr>
-          <w:rFonts w:ascii="Times New Roman" w:hAnsi="Times New Roman" w:eastAsia="Times New Roman" w:cs="Times New Roman"/>
-          <w:vertAlign w:val="subscript"/>
-        </w:rPr>
-        <w:t>6</w:t>
-      </w:r>
-      <w:r>
-        <w:rPr>
-          <w:rFonts w:ascii="Times New Roman" w:hAnsi="Times New Roman" w:eastAsia="Times New Roman" w:cs="Times New Roman"/>
-          <w:vertAlign w:val="superscript"/>
-        </w:rPr>
-        <w:t>3-</w:t>
-      </w:r>
+        <w:t xml:space="preserve">; (3)</w:t>
+      </w:r>
+      <w:r>
+        <w:rPr>
+          <w:rFonts w:ascii="Times New Roman" w:hAnsi="Times New Roman" w:eastAsia="Times New Roman" w:cs="Times New Roman"/>
+        </w:rPr>
+        <w:t xml:space="preserve"> </w:t>
+      </w:r>
+      <m:oMath>
+        <m:oMathPr>
+          <m:ctrlPr>
+            <w:rPr>
+              <w:sz w:val="28"/>
+              <w:szCs w:val="28"/>
+            </w:rPr>
+          </m:ctrlPr>
+        </m:oMathPr>
+        <m:r>
+          <m:t>F</m:t>
+        </m:r>
+        <m:r>
+          <m:t>e</m:t>
+        </m:r>
+        <m:sSubSup>
+          <m:e>
+            <m:r>
+              <m:t>F</m:t>
+            </m:r>
+          </m:e>
+          <m:sub>
+            <m:r>
+              <m:t>6</m:t>
+            </m:r>
+          </m:sub>
+          <m:sup>
+            <m:r>
+              <m:t>3</m:t>
+            </m:r>
+            <m:r>
+              <m:rPr>
+                <m:sty m:val="p"/>
+              </m:rPr>
+              <m:t>−</m:t>
+            </m:r>
+          </m:sup>
+        </m:sSubSup>
+      </m:oMath>
     </w:p>
     <w:bookmarkEnd w:id="18"/>
     <w:bookmarkStart w:id="19" w:name="第-10-题"/>
@@ -4315,15 +4442,31 @@
         <w:rPr>
           <w:rFonts w:ascii="Times New Roman" w:hAnsi="Times New Roman" w:eastAsia="Times New Roman" w:cs="Times New Roman"/>
         </w:rPr>
-        <w:t xml:space="preserve"> Cu</w:t>
-      </w:r>
-      <w:r>
-        <w:rPr>
-          <w:rFonts w:ascii="Times New Roman" w:hAnsi="Times New Roman" w:eastAsia="Times New Roman" w:cs="Times New Roman"/>
-          <w:vertAlign w:val="superscript"/>
-        </w:rPr>
-        <w:t>2+</w:t>
-      </w:r>
+        <w:t xml:space="preserve"> </w:t>
+      </w:r>
+      <m:oMath>
+        <m:r>
+          <m:t>C</m:t>
+        </m:r>
+        <m:sSup>
+          <m:e>
+            <m:r>
+              <m:t>u</m:t>
+            </m:r>
+          </m:e>
+          <m:sup>
+            <m:r>
+              <m:t>2</m:t>
+            </m:r>
+            <m:r>
+              <m:rPr>
+                <m:sty m:val="p"/>
+              </m:rPr>
+              <m:t>+</m:t>
+            </m:r>
+          </m:sup>
+        </m:sSup>
+      </m:oMath>
       <w:r>
         <w:rPr>
           <w:rFonts w:ascii="Times New Roman" w:hAnsi="Times New Roman" w:eastAsia="Times New Roman" w:cs="Times New Roman"/>
@@ -4352,15 +4495,31 @@
         <w:rPr>
           <w:rFonts w:ascii="Times New Roman" w:hAnsi="Times New Roman" w:eastAsia="Times New Roman" w:cs="Times New Roman"/>
         </w:rPr>
-        <w:t xml:space="preserve"> Cu</w:t>
-      </w:r>
-      <w:r>
-        <w:rPr>
-          <w:rFonts w:ascii="Times New Roman" w:hAnsi="Times New Roman" w:eastAsia="Times New Roman" w:cs="Times New Roman"/>
-          <w:vertAlign w:val="superscript"/>
-        </w:rPr>
-        <w:t>2+</w:t>
-      </w:r>
+        <w:t xml:space="preserve"> </w:t>
+      </w:r>
+      <m:oMath>
+        <m:r>
+          <m:t>C</m:t>
+        </m:r>
+        <m:sSup>
+          <m:e>
+            <m:r>
+              <m:t>u</m:t>
+            </m:r>
+          </m:e>
+          <m:sup>
+            <m:r>
+              <m:t>2</m:t>
+            </m:r>
+            <m:r>
+              <m:rPr>
+                <m:sty m:val="p"/>
+              </m:rPr>
+              <m:t>+</m:t>
+            </m:r>
+          </m:sup>
+        </m:sSup>
+      </m:oMath>
       <w:r>
         <w:rPr>
           <w:rFonts w:ascii="Times New Roman" w:hAnsi="Times New Roman" w:eastAsia="Times New Roman" w:cs="Times New Roman"/>
@@ -8756,15 +8915,31 @@
         <w:rPr>
           <w:rFonts w:ascii="Times New Roman" w:hAnsi="Times New Roman" w:eastAsia="Times New Roman" w:cs="Times New Roman"/>
         </w:rPr>
-        <w:t xml:space="preserve"> Al</w:t>
-      </w:r>
-      <w:r>
-        <w:rPr>
-          <w:rFonts w:ascii="Times New Roman" w:hAnsi="Times New Roman" w:eastAsia="Times New Roman" w:cs="Times New Roman"/>
-          <w:vertAlign w:val="superscript"/>
-        </w:rPr>
-        <w:t>3+</w:t>
-      </w:r>
+        <w:t xml:space="preserve"> </w:t>
+      </w:r>
+      <m:oMath>
+        <m:r>
+          <m:t>A</m:t>
+        </m:r>
+        <m:sSup>
+          <m:e>
+            <m:r>
+              <m:t>l</m:t>
+            </m:r>
+          </m:e>
+          <m:sup>
+            <m:r>
+              <m:t>3</m:t>
+            </m:r>
+            <m:r>
+              <m:rPr>
+                <m:sty m:val="p"/>
+              </m:rPr>
+              <m:t>+</m:t>
+            </m:r>
+          </m:sup>
+        </m:sSup>
+      </m:oMath>
       <w:r>
         <w:rPr>
           <w:rFonts w:ascii="Times New Roman" w:hAnsi="Times New Roman" w:eastAsia="Times New Roman" w:cs="Times New Roman"/>
@@ -8781,15 +8956,31 @@
         <w:rPr>
           <w:rFonts w:ascii="Times New Roman" w:hAnsi="Times New Roman" w:eastAsia="Times New Roman" w:cs="Times New Roman"/>
         </w:rPr>
-        <w:t xml:space="preserve"> Mg</w:t>
-      </w:r>
-      <w:r>
-        <w:rPr>
-          <w:rFonts w:ascii="Times New Roman" w:hAnsi="Times New Roman" w:eastAsia="Times New Roman" w:cs="Times New Roman"/>
-          <w:vertAlign w:val="superscript"/>
-        </w:rPr>
-        <w:t>2+</w:t>
-      </w:r>
+        <w:t xml:space="preserve"> </w:t>
+      </w:r>
+      <m:oMath>
+        <m:r>
+          <m:t>M</m:t>
+        </m:r>
+        <m:sSup>
+          <m:e>
+            <m:r>
+              <m:t>g</m:t>
+            </m:r>
+          </m:e>
+          <m:sup>
+            <m:r>
+              <m:t>2</m:t>
+            </m:r>
+            <m:r>
+              <m:rPr>
+                <m:sty m:val="p"/>
+              </m:rPr>
+              <m:t>+</m:t>
+            </m:r>
+          </m:sup>
+        </m:sSup>
+      </m:oMath>
       <w:r>
         <w:rPr>
           <w:rFonts w:ascii="Times New Roman" w:hAnsi="Times New Roman" w:eastAsia="Times New Roman" w:cs="Times New Roman"/>
@@ -9661,15 +9852,31 @@
         <w:rPr>
           <w:rFonts w:ascii="Times New Roman" w:hAnsi="Times New Roman" w:eastAsia="Times New Roman" w:cs="Times New Roman"/>
         </w:rPr>
-        <w:t xml:space="preserve"> Ca</w:t>
-      </w:r>
-      <w:r>
-        <w:rPr>
-          <w:rFonts w:ascii="Times New Roman" w:hAnsi="Times New Roman" w:eastAsia="Times New Roman" w:cs="Times New Roman"/>
-          <w:vertAlign w:val="superscript"/>
-        </w:rPr>
-        <w:t>2+</w:t>
-      </w:r>
+        <w:t xml:space="preserve"> </w:t>
+      </w:r>
+      <m:oMath>
+        <m:r>
+          <m:t>C</m:t>
+        </m:r>
+        <m:sSup>
+          <m:e>
+            <m:r>
+              <m:t>a</m:t>
+            </m:r>
+          </m:e>
+          <m:sup>
+            <m:r>
+              <m:t>2</m:t>
+            </m:r>
+            <m:r>
+              <m:rPr>
+                <m:sty m:val="p"/>
+              </m:rPr>
+              <m:t>+</m:t>
+            </m:r>
+          </m:sup>
+        </m:sSup>
+      </m:oMath>
       <w:r>
         <w:rPr>
           <w:rFonts w:ascii="Times New Roman" w:hAnsi="Times New Roman" w:eastAsia="Times New Roman" w:cs="Times New Roman"/>
@@ -9698,15 +9905,31 @@
         <w:rPr>
           <w:rFonts w:ascii="Times New Roman" w:hAnsi="Times New Roman" w:eastAsia="Times New Roman" w:cs="Times New Roman"/>
         </w:rPr>
-        <w:t xml:space="preserve"> Ca</w:t>
-      </w:r>
-      <w:r>
-        <w:rPr>
-          <w:rFonts w:ascii="Times New Roman" w:hAnsi="Times New Roman" w:eastAsia="Times New Roman" w:cs="Times New Roman"/>
-          <w:vertAlign w:val="superscript"/>
-        </w:rPr>
-        <w:t>2+</w:t>
-      </w:r>
+        <w:t xml:space="preserve"> </w:t>
+      </w:r>
+      <m:oMath>
+        <m:r>
+          <m:t>C</m:t>
+        </m:r>
+        <m:sSup>
+          <m:e>
+            <m:r>
+              <m:t>a</m:t>
+            </m:r>
+          </m:e>
+          <m:sup>
+            <m:r>
+              <m:t>2</m:t>
+            </m:r>
+            <m:r>
+              <m:rPr>
+                <m:sty m:val="p"/>
+              </m:rPr>
+              <m:t>+</m:t>
+            </m:r>
+          </m:sup>
+        </m:sSup>
+      </m:oMath>
       <w:r>
         <w:rPr>
           <w:rFonts w:ascii="Times New Roman" w:hAnsi="Times New Roman" w:eastAsia="Times New Roman" w:cs="Times New Roman"/>
@@ -12733,15 +12956,25 @@
         <w:rPr>
           <w:rFonts w:ascii="Times New Roman" w:hAnsi="Times New Roman" w:eastAsia="Times New Roman" w:cs="Times New Roman"/>
         </w:rPr>
-        <w:t xml:space="preserve"> ML</w:t>
-      </w:r>
-      <w:r>
-        <w:rPr>
-          <w:rFonts w:ascii="Times New Roman" w:hAnsi="Times New Roman" w:eastAsia="Times New Roman" w:cs="Times New Roman"/>
-          <w:vertAlign w:val="subscript"/>
-        </w:rPr>
-        <w:t>6</w:t>
-      </w:r>
+        <w:t xml:space="preserve"> </w:t>
+      </w:r>
+      <m:oMath>
+        <m:r>
+          <m:t>M</m:t>
+        </m:r>
+        <m:sSub>
+          <m:e>
+            <m:r>
+              <m:t>L</m:t>
+            </m:r>
+          </m:e>
+          <m:sub>
+            <m:r>
+              <m:t>6</m:t>
+            </m:r>
+          </m:sub>
+        </m:sSub>
+      </m:oMath>
       <w:r>
         <w:rPr>
           <w:rFonts w:ascii="Times New Roman" w:hAnsi="Times New Roman" w:eastAsia="Times New Roman" w:cs="Times New Roman"/>
@@ -30882,7 +31115,7 @@
     <ns0:name ns0:val="Verbatim Char"/>
     <ns0:basedOn ns0:val="BodyTextChar"/>
     <ns0:rPr>
-      <ns0:rFonts ns0:ascii="Times New Roman" ns0:cs="Times New Roman" ns0:eastAsia="FangSong" ns0:hAnsi="Times New Roman"/>
+      <ns0:rFonts ns0:ascii="SimSun" ns0:cs="SimSun" ns0:eastAsia="SimSun" ns0:hAnsi="SimSun"/>
       <ns0:b ns0:val="0"/>
       <ns0:sz ns0:val="20"/>
     </ns0:rPr>
@@ -30936,7 +31169,7 @@
       <w:wordWrap w:val="off"/>
     </w:pPr>
     <ns0:rPr>
-      <w:rFonts ns0:ascii="Times New Roman" ns0:hAnsi="Times New Roman" ns0:eastAsia="FangSong" ns0:cs="Times New Roman"/>
+      <w:rFonts ns0:ascii="SimSun" ns0:hAnsi="SimSun" ns0:eastAsia="SimSun" ns0:cs="SimSun"/>
     </ns0:rPr>
   </w:style>
   <w:style w:type="character" w:customStyle="1" w:styleId="KeywordTok">

--- a/00-首页/题组Word/阶段测试卷/结构化学阶段测试卷-学生版.docx
+++ b/00-首页/题组Word/阶段测试卷/结构化学阶段测试卷-学生版.docx
@@ -1761,19 +1761,7 @@
             <m:t>=</m:t>
           </m:r>
           <m:r>
-            <m:t>0</m:t>
-          </m:r>
-          <m:r>
-            <m:rPr>
-              <m:sty m:val="p"/>
-            </m:rPr>
-            <m:t>.</m:t>
-          </m:r>
-          <m:r>
-            <m:t>3</m:t>
-          </m:r>
-          <m:r>
-            <m:t>1</m:t>
+            <m:t>0.31</m:t>
           </m:r>
           <m:r>
             <m:rPr>
@@ -1781,13 +1769,10 @@
             </m:rPr>
             <m:t>×</m:t>
           </m:r>
-          <m:r>
-            <m:t>1</m:t>
-          </m:r>
           <m:sSup>
             <m:e>
               <m:r>
-                <m:t>0</m:t>
+                <m:t>10</m:t>
               </m:r>
             </m:e>
             <m:sup>
@@ -1798,10 +1783,7 @@
                 <m:t>−</m:t>
               </m:r>
               <m:r>
-                <m:t>1</m:t>
-              </m:r>
-              <m:r>
-                <m:t>0</m:t>
+                <m:t>10</m:t>
               </m:r>
             </m:sup>
           </m:sSup>
@@ -7089,16 +7071,6 @@
         <w:t>。</w:t>
       </w:r>
     </w:p>
-    <w:p>
-      <w:pPr>
-        <w:spacing w:before="160" w:after="80"/>
-      </w:pPr>
-      <w:r>
-        <w:pict>
-          <v:rect style="width:0;height:1.5pt" o:hralign="center" o:hrstd="t" o:hr="t"/>
-        </w:pict>
-      </w:r>
-    </w:p>
     <w:bookmarkEnd w:id="24"/>
     <w:bookmarkStart w:id="25" w:name="第-16-题"/>
     <w:p>
@@ -7815,16 +7787,6 @@
           <w:rFonts w:hint="eastAsia" w:ascii="Times New Roman" w:hAnsi="Times New Roman" w:eastAsia="Times New Roman" w:cs="Times New Roman"/>
         </w:rPr>
         <w:t>。</w:t>
-      </w:r>
-    </w:p>
-    <w:p>
-      <w:pPr>
-        <w:spacing w:before="160" w:after="80"/>
-      </w:pPr>
-      <w:r>
-        <w:pict>
-          <v:rect style="width:0;height:1.5pt" o:hralign="center" o:hrstd="t" o:hr="t"/>
-        </w:pict>
       </w:r>
     </w:p>
     <w:bookmarkEnd w:id="27"/>
@@ -8165,16 +8127,6 @@
           <w:rFonts w:hint="eastAsia" w:ascii="Times New Roman" w:hAnsi="Times New Roman" w:eastAsia="Times New Roman" w:cs="Times New Roman"/>
         </w:rPr>
         <w:t>。</w:t>
-      </w:r>
-    </w:p>
-    <w:p>
-      <w:pPr>
-        <w:spacing w:before="160" w:after="80"/>
-      </w:pPr>
-      <w:r>
-        <w:pict>
-          <v:rect style="width:0;height:1.5pt" o:hralign="center" o:hrstd="t" o:hr="t"/>
-        </w:pict>
       </w:r>
     </w:p>
     <w:bookmarkEnd w:id="28"/>
@@ -9558,16 +9510,6 @@
         <w:t>。</w:t>
       </w:r>
     </w:p>
-    <w:p>
-      <w:pPr>
-        <w:spacing w:before="160" w:after="80"/>
-      </w:pPr>
-      <w:r>
-        <w:pict>
-          <v:rect style="width:0;height:1.5pt" o:hralign="center" o:hrstd="t" o:hr="t"/>
-        </w:pict>
-      </w:r>
-    </w:p>
     <w:bookmarkEnd w:id="29"/>
     <w:bookmarkStart w:id="30" w:name="第-20-题"/>
     <w:p>
@@ -9947,16 +9889,6 @@
           <w:rFonts w:hint="eastAsia" w:ascii="Times New Roman" w:hAnsi="Times New Roman" w:eastAsia="Times New Roman" w:cs="Times New Roman"/>
         </w:rPr>
         <w:t>。</w:t>
-      </w:r>
-    </w:p>
-    <w:p>
-      <w:pPr>
-        <w:spacing w:before="160" w:after="80"/>
-      </w:pPr>
-      <w:r>
-        <w:pict>
-          <v:rect style="width:0;height:1.5pt" o:hralign="center" o:hrstd="t" o:hr="t"/>
-        </w:pict>
       </w:r>
     </w:p>
     <w:bookmarkEnd w:id="30"/>
@@ -10368,16 +10300,6 @@
         <w:t>。</w:t>
       </w:r>
     </w:p>
-    <w:p>
-      <w:pPr>
-        <w:spacing w:before="160" w:after="80"/>
-      </w:pPr>
-      <w:r>
-        <w:pict>
-          <v:rect style="width:0;height:1.5pt" o:hralign="center" o:hrstd="t" o:hr="t"/>
-        </w:pict>
-      </w:r>
-    </w:p>
     <w:bookmarkEnd w:id="31"/>
     <w:bookmarkStart w:id="32" w:name="第-22-题"/>
     <w:p>
@@ -10811,16 +10733,6 @@
         <w:t xml:space="preserve">(Inorganic Chemistry 56, No. 10 (2017): 5885-5891)</w:t>
       </w:r>
     </w:p>
-    <w:p>
-      <w:pPr>
-        <w:spacing w:before="160" w:after="80"/>
-      </w:pPr>
-      <w:r>
-        <w:pict>
-          <v:rect style="width:0;height:1.5pt" o:hralign="center" o:hrstd="t" o:hr="t"/>
-        </w:pict>
-      </w:r>
-    </w:p>
     <w:bookmarkEnd w:id="32"/>
     <w:bookmarkStart w:id="33" w:name="第-23-题"/>
     <w:p>
@@ -11422,16 +11334,6 @@
           <w:rFonts w:hint="eastAsia" w:ascii="Times New Roman" w:hAnsi="Times New Roman" w:eastAsia="Times New Roman" w:cs="Times New Roman"/>
         </w:rPr>
         <w:t>？</w:t>
-      </w:r>
-    </w:p>
-    <w:p>
-      <w:pPr>
-        <w:spacing w:before="160" w:after="80"/>
-      </w:pPr>
-      <w:r>
-        <w:pict>
-          <v:rect style="width:0;height:1.5pt" o:hralign="center" o:hrstd="t" o:hr="t"/>
-        </w:pict>
       </w:r>
     </w:p>
     <w:bookmarkEnd w:id="33"/>
@@ -13824,16 +13726,6 @@
         <w:t>。</w:t>
       </w:r>
     </w:p>
-    <w:p>
-      <w:pPr>
-        <w:spacing w:before="160" w:after="80"/>
-      </w:pPr>
-      <w:r>
-        <w:pict>
-          <v:rect style="width:0;height:1.5pt" o:hralign="center" o:hrstd="t" o:hr="t"/>
-        </w:pict>
-      </w:r>
-    </w:p>
     <w:bookmarkEnd w:id="46"/>
     <w:bookmarkStart w:id="47" w:name="第-32-题"/>
     <w:p>
@@ -13994,16 +13886,6 @@
           <w:rFonts w:hint="eastAsia" w:ascii="Times New Roman" w:hAnsi="Times New Roman" w:eastAsia="Times New Roman" w:cs="Times New Roman"/>
         </w:rPr>
         <w:t>。</w:t>
-      </w:r>
-    </w:p>
-    <w:p>
-      <w:pPr>
-        <w:spacing w:before="160" w:after="80"/>
-      </w:pPr>
-      <w:r>
-        <w:pict>
-          <v:rect style="width:0;height:1.5pt" o:hralign="center" o:hrstd="t" o:hr="t"/>
-        </w:pict>
       </w:r>
     </w:p>
     <w:bookmarkEnd w:id="47"/>
@@ -14819,16 +14701,6 @@
         <w:t>。</w:t>
       </w:r>
     </w:p>
-    <w:p>
-      <w:pPr>
-        <w:spacing w:before="160" w:after="80"/>
-      </w:pPr>
-      <w:r>
-        <w:pict>
-          <v:rect style="width:0;height:1.5pt" o:hralign="center" o:hrstd="t" o:hr="t"/>
-        </w:pict>
-      </w:r>
-    </w:p>
     <w:bookmarkEnd w:id="50"/>
     <w:bookmarkStart w:id="51" w:name="第-36-题"/>
     <w:p>
@@ -15175,16 +15047,6 @@
           <w:vertAlign w:val="superscript"/>
         </w:rPr>
         <w:t>+</w:t>
-      </w:r>
-    </w:p>
-    <w:p>
-      <w:pPr>
-        <w:spacing w:before="160" w:after="80"/>
-      </w:pPr>
-      <w:r>
-        <w:pict>
-          <v:rect style="width:0;height:1.5pt" o:hralign="center" o:hrstd="t" o:hr="t"/>
-        </w:pict>
       </w:r>
     </w:p>
     <w:bookmarkEnd w:id="51"/>
@@ -23827,16 +23689,6 @@
         <w:t>。</w:t>
       </w:r>
     </w:p>
-    <w:p>
-      <w:pPr>
-        <w:spacing w:before="160" w:after="80"/>
-      </w:pPr>
-      <w:r>
-        <w:pict>
-          <v:rect style="width:0;height:1.5pt" o:hralign="center" o:hrstd="t" o:hr="t"/>
-        </w:pict>
-      </w:r>
-    </w:p>
     <w:bookmarkEnd w:id="78"/>
     <w:bookmarkStart w:id="79" w:name="分子结构与化学键4-题"/>
     <w:p>
@@ -24358,16 +24210,6 @@
           <w:rFonts w:hint="eastAsia" w:ascii="Times New Roman" w:hAnsi="Times New Roman" w:eastAsia="Times New Roman" w:cs="Times New Roman"/>
         </w:rPr>
         <w:t>。</w:t>
-      </w:r>
-    </w:p>
-    <w:p>
-      <w:pPr>
-        <w:spacing w:before="160" w:after="80"/>
-      </w:pPr>
-      <w:r>
-        <w:pict>
-          <v:rect style="width:0;height:1.5pt" o:hralign="center" o:hrstd="t" o:hr="t"/>
-        </w:pict>
       </w:r>
     </w:p>
     <w:bookmarkEnd w:id="80"/>
@@ -24968,16 +24810,6 @@
         <w:t>。</w:t>
       </w:r>
     </w:p>
-    <w:p>
-      <w:pPr>
-        <w:spacing w:before="160" w:after="80"/>
-      </w:pPr>
-      <w:r>
-        <w:pict>
-          <v:rect style="width:0;height:1.5pt" o:hralign="center" o:hrstd="t" o:hr="t"/>
-        </w:pict>
-      </w:r>
-    </w:p>
     <w:bookmarkEnd w:id="81"/>
     <w:bookmarkStart w:id="82" w:name="第-45-题"/>
     <w:p>
@@ -25332,16 +25164,6 @@
           <w:rFonts w:hint="eastAsia" w:ascii="Times New Roman" w:hAnsi="Times New Roman" w:eastAsia="Times New Roman" w:cs="Times New Roman"/>
         </w:rPr>
         <w:t>。</w:t>
-      </w:r>
-    </w:p>
-    <w:p>
-      <w:pPr>
-        <w:spacing w:before="160" w:after="80"/>
-      </w:pPr>
-      <w:r>
-        <w:pict>
-          <v:rect style="width:0;height:1.5pt" o:hralign="center" o:hrstd="t" o:hr="t"/>
-        </w:pict>
       </w:r>
     </w:p>
     <w:bookmarkEnd w:id="82"/>
@@ -26239,16 +26061,6 @@
         <w:t>？</w:t>
       </w:r>
     </w:p>
-    <w:p>
-      <w:pPr>
-        <w:spacing w:before="160" w:after="80"/>
-      </w:pPr>
-      <w:r>
-        <w:pict>
-          <v:rect style="width:0;height:1.5pt" o:hralign="center" o:hrstd="t" o:hr="t"/>
-        </w:pict>
-      </w:r>
-    </w:p>
     <w:bookmarkEnd w:id="83"/>
     <w:bookmarkStart w:id="84" w:name="离子晶体与离子键4-题"/>
     <w:p>
@@ -26722,16 +26534,6 @@
           <w:rFonts w:hint="eastAsia" w:ascii="Times New Roman" w:hAnsi="Times New Roman" w:eastAsia="Times New Roman" w:cs="Times New Roman"/>
         </w:rPr>
         <w:t xml:space="preserve">140pm）。</w:t>
-      </w:r>
-    </w:p>
-    <w:p>
-      <w:pPr>
-        <w:spacing w:before="160" w:after="80"/>
-      </w:pPr>
-      <w:r>
-        <w:pict>
-          <v:rect style="width:0;height:1.5pt" o:hralign="center" o:hrstd="t" o:hr="t"/>
-        </w:pict>
       </w:r>
     </w:p>
     <w:bookmarkEnd w:id="85"/>
@@ -27745,16 +27547,6 @@
         <w:t xml:space="preserve">_m。</w:t>
       </w:r>
     </w:p>
-    <w:p>
-      <w:pPr>
-        <w:spacing w:before="160" w:after="80"/>
-      </w:pPr>
-      <w:r>
-        <w:pict>
-          <v:rect style="width:0;height:1.5pt" o:hralign="center" o:hrstd="t" o:hr="t"/>
-        </w:pict>
-      </w:r>
-    </w:p>
     <w:bookmarkEnd w:id="86"/>
     <w:bookmarkStart w:id="87" w:name="第-49-题"/>
     <w:p>
@@ -28336,16 +28128,6 @@
           <w:rFonts w:hint="eastAsia" w:ascii="Times New Roman" w:hAnsi="Times New Roman" w:eastAsia="Times New Roman" w:cs="Times New Roman"/>
         </w:rPr>
         <w:t>。</w:t>
-      </w:r>
-    </w:p>
-    <w:p>
-      <w:pPr>
-        <w:spacing w:before="160" w:after="80"/>
-      </w:pPr>
-      <w:r>
-        <w:pict>
-          <v:rect style="width:0;height:1.5pt" o:hralign="center" o:hrstd="t" o:hr="t"/>
-        </w:pict>
       </w:r>
     </w:p>
     <w:bookmarkEnd w:id="87"/>
@@ -29198,16 +28980,6 @@
           <w:rFonts w:hint="eastAsia" w:ascii="Times New Roman" w:hAnsi="Times New Roman" w:eastAsia="Times New Roman" w:cs="Times New Roman"/>
         </w:rPr>
         <w:t>。</w:t>
-      </w:r>
-    </w:p>
-    <w:p>
-      <w:pPr>
-        <w:spacing w:before="160" w:after="80"/>
-      </w:pPr>
-      <w:r>
-        <w:pict>
-          <v:rect style="width:0;height:1.5pt" o:hralign="center" o:hrstd="t" o:hr="t"/>
-        </w:pict>
       </w:r>
     </w:p>
     <w:p>

--- a/00-首页/题组Word/阶段测试卷/结构化学阶段测试卷-学生版.docx
+++ b/00-首页/题组Word/阶段测试卷/结构化学阶段测试卷-学生版.docx
@@ -346,6 +346,31 @@
         </w:rPr>
         <w:t xml:space="preserve">碳原子间的键长处在什么范围</w:t>
       </w:r>
+    </w:p>
+    <w:p>
+      <w:pPr>
+        <w:spacing w:before="0" w:after="0"/>
+      </w:pPr>
+    </w:p>
+    <w:p>
+      <w:pPr>
+        <w:spacing w:before="0" w:after="0"/>
+      </w:pPr>
+    </w:p>
+    <w:p>
+      <w:pPr>
+        <w:spacing w:before="0" w:after="0"/>
+      </w:pPr>
+    </w:p>
+    <w:p>
+      <w:pPr>
+        <w:spacing w:before="0" w:after="0"/>
+      </w:pPr>
+    </w:p>
+    <w:p>
+      <w:pPr>
+        <w:spacing w:before="0" w:after="0"/>
+      </w:pPr>
     </w:p>
     <w:bookmarkEnd w:id="10"/>
     <w:bookmarkStart w:id="11" w:name="第-2-题"/>
@@ -904,6 +929,31 @@
         <w:t>。</w:t>
       </w:r>
     </w:p>
+    <w:p>
+      <w:pPr>
+        <w:spacing w:before="0" w:after="0"/>
+      </w:pPr>
+    </w:p>
+    <w:p>
+      <w:pPr>
+        <w:spacing w:before="0" w:after="0"/>
+      </w:pPr>
+    </w:p>
+    <w:p>
+      <w:pPr>
+        <w:spacing w:before="0" w:after="0"/>
+      </w:pPr>
+    </w:p>
+    <w:p>
+      <w:pPr>
+        <w:spacing w:before="0" w:after="0"/>
+      </w:pPr>
+    </w:p>
+    <w:p>
+      <w:pPr>
+        <w:spacing w:before="0" w:after="0"/>
+      </w:pPr>
+    </w:p>
     <w:bookmarkEnd w:id="11"/>
     <w:bookmarkStart w:id="12" w:name="第-3-题"/>
     <w:p>
@@ -1408,6 +1458,31 @@
         </w:rPr>
         <w:t>。</w:t>
       </w:r>
+    </w:p>
+    <w:p>
+      <w:pPr>
+        <w:spacing w:before="0" w:after="0"/>
+      </w:pPr>
+    </w:p>
+    <w:p>
+      <w:pPr>
+        <w:spacing w:before="0" w:after="0"/>
+      </w:pPr>
+    </w:p>
+    <w:p>
+      <w:pPr>
+        <w:spacing w:before="0" w:after="0"/>
+      </w:pPr>
+    </w:p>
+    <w:p>
+      <w:pPr>
+        <w:spacing w:before="0" w:after="0"/>
+      </w:pPr>
+    </w:p>
+    <w:p>
+      <w:pPr>
+        <w:spacing w:before="0" w:after="0"/>
+      </w:pPr>
     </w:p>
     <w:bookmarkEnd w:id="12"/>
     <w:bookmarkStart w:id="13" w:name="第-4-题"/>
@@ -1967,6 +2042,31 @@
         <w:t xml:space="preserve">不能直接在气相中</w:t>
       </w:r>
     </w:p>
+    <w:p>
+      <w:pPr>
+        <w:spacing w:before="0" w:after="0"/>
+      </w:pPr>
+    </w:p>
+    <w:p>
+      <w:pPr>
+        <w:spacing w:before="0" w:after="0"/>
+      </w:pPr>
+    </w:p>
+    <w:p>
+      <w:pPr>
+        <w:spacing w:before="0" w:after="0"/>
+      </w:pPr>
+    </w:p>
+    <w:p>
+      <w:pPr>
+        <w:spacing w:before="0" w:after="0"/>
+      </w:pPr>
+    </w:p>
+    <w:p>
+      <w:pPr>
+        <w:spacing w:before="0" w:after="0"/>
+      </w:pPr>
+    </w:p>
     <w:bookmarkEnd w:id="13"/>
     <w:bookmarkStart w:id="14" w:name="第-5-题"/>
     <w:p>
@@ -2363,6 +2463,31 @@
         <w:t>？</w:t>
       </w:r>
     </w:p>
+    <w:p>
+      <w:pPr>
+        <w:spacing w:before="0" w:after="0"/>
+      </w:pPr>
+    </w:p>
+    <w:p>
+      <w:pPr>
+        <w:spacing w:before="0" w:after="0"/>
+      </w:pPr>
+    </w:p>
+    <w:p>
+      <w:pPr>
+        <w:spacing w:before="0" w:after="0"/>
+      </w:pPr>
+    </w:p>
+    <w:p>
+      <w:pPr>
+        <w:spacing w:before="0" w:after="0"/>
+      </w:pPr>
+    </w:p>
+    <w:p>
+      <w:pPr>
+        <w:spacing w:before="0" w:after="0"/>
+      </w:pPr>
+    </w:p>
     <w:bookmarkEnd w:id="14"/>
     <w:bookmarkStart w:id="15" w:name="第-6-题"/>
     <w:p>
@@ -2598,6 +2723,31 @@
         </w:rPr>
         <w:t xml:space="preserve">估计</w:t>
       </w:r>
+    </w:p>
+    <w:p>
+      <w:pPr>
+        <w:spacing w:before="0" w:after="0"/>
+      </w:pPr>
+    </w:p>
+    <w:p>
+      <w:pPr>
+        <w:spacing w:before="0" w:after="0"/>
+      </w:pPr>
+    </w:p>
+    <w:p>
+      <w:pPr>
+        <w:spacing w:before="0" w:after="0"/>
+      </w:pPr>
+    </w:p>
+    <w:p>
+      <w:pPr>
+        <w:spacing w:before="0" w:after="0"/>
+      </w:pPr>
+    </w:p>
+    <w:p>
+      <w:pPr>
+        <w:spacing w:before="0" w:after="0"/>
+      </w:pPr>
     </w:p>
     <w:bookmarkEnd w:id="15"/>
     <w:bookmarkStart w:id="16" w:name="第-7-题"/>
@@ -3088,6 +3238,21 @@
         </m:sSup>
       </m:oMath>
     </w:p>
+    <w:p>
+      <w:pPr>
+        <w:spacing w:before="0" w:after="0"/>
+      </w:pPr>
+    </w:p>
+    <w:p>
+      <w:pPr>
+        <w:spacing w:before="0" w:after="0"/>
+      </w:pPr>
+    </w:p>
+    <w:p>
+      <w:pPr>
+        <w:spacing w:before="0" w:after="0"/>
+      </w:pPr>
+    </w:p>
     <w:bookmarkEnd w:id="16"/>
     <w:bookmarkStart w:id="17" w:name="第-8-题"/>
     <w:p>
@@ -3335,6 +3500,31 @@
         </w:rPr>
         <w:t>。</w:t>
       </w:r>
+    </w:p>
+    <w:p>
+      <w:pPr>
+        <w:spacing w:before="0" w:after="0"/>
+      </w:pPr>
+    </w:p>
+    <w:p>
+      <w:pPr>
+        <w:spacing w:before="0" w:after="0"/>
+      </w:pPr>
+    </w:p>
+    <w:p>
+      <w:pPr>
+        <w:spacing w:before="0" w:after="0"/>
+      </w:pPr>
+    </w:p>
+    <w:p>
+      <w:pPr>
+        <w:spacing w:before="0" w:after="0"/>
+      </w:pPr>
+    </w:p>
+    <w:p>
+      <w:pPr>
+        <w:spacing w:before="0" w:after="0"/>
+      </w:pPr>
     </w:p>
     <w:bookmarkEnd w:id="17"/>
     <w:bookmarkStart w:id="18" w:name="第-9-题"/>
@@ -3754,6 +3944,31 @@
           </m:sup>
         </m:sSubSup>
       </m:oMath>
+    </w:p>
+    <w:p>
+      <w:pPr>
+        <w:spacing w:before="0" w:after="0"/>
+      </w:pPr>
+    </w:p>
+    <w:p>
+      <w:pPr>
+        <w:spacing w:before="0" w:after="0"/>
+      </w:pPr>
+    </w:p>
+    <w:p>
+      <w:pPr>
+        <w:spacing w:before="0" w:after="0"/>
+      </w:pPr>
+    </w:p>
+    <w:p>
+      <w:pPr>
+        <w:spacing w:before="0" w:after="0"/>
+      </w:pPr>
+    </w:p>
+    <w:p>
+      <w:pPr>
+        <w:spacing w:before="0" w:after="0"/>
+      </w:pPr>
     </w:p>
     <w:bookmarkEnd w:id="18"/>
     <w:bookmarkStart w:id="19" w:name="第-10-题"/>
@@ -4337,6 +4552,31 @@
         </m:sSup>
       </m:oMath>
     </w:p>
+    <w:p>
+      <w:pPr>
+        <w:spacing w:before="0" w:after="0"/>
+      </w:pPr>
+    </w:p>
+    <w:p>
+      <w:pPr>
+        <w:spacing w:before="0" w:after="0"/>
+      </w:pPr>
+    </w:p>
+    <w:p>
+      <w:pPr>
+        <w:spacing w:before="0" w:after="0"/>
+      </w:pPr>
+    </w:p>
+    <w:p>
+      <w:pPr>
+        <w:spacing w:before="0" w:after="0"/>
+      </w:pPr>
+    </w:p>
+    <w:p>
+      <w:pPr>
+        <w:spacing w:before="0" w:after="0"/>
+      </w:pPr>
+    </w:p>
     <w:bookmarkEnd w:id="19"/>
     <w:bookmarkStart w:id="20" w:name="第-11-题"/>
     <w:p>
@@ -4533,6 +4773,21 @@
         <w:t>。</w:t>
       </w:r>
     </w:p>
+    <w:p>
+      <w:pPr>
+        <w:spacing w:before="0" w:after="0"/>
+      </w:pPr>
+    </w:p>
+    <w:p>
+      <w:pPr>
+        <w:spacing w:before="0" w:after="0"/>
+      </w:pPr>
+    </w:p>
+    <w:p>
+      <w:pPr>
+        <w:spacing w:before="0" w:after="0"/>
+      </w:pPr>
+    </w:p>
     <w:bookmarkEnd w:id="20"/>
     <w:bookmarkStart w:id="21" w:name="第-12-题"/>
     <w:p>
@@ -4712,6 +4967,31 @@
         </w:rPr>
         <w:t>?</w:t>
       </w:r>
+    </w:p>
+    <w:p>
+      <w:pPr>
+        <w:spacing w:before="0" w:after="0"/>
+      </w:pPr>
+    </w:p>
+    <w:p>
+      <w:pPr>
+        <w:spacing w:before="0" w:after="0"/>
+      </w:pPr>
+    </w:p>
+    <w:p>
+      <w:pPr>
+        <w:spacing w:before="0" w:after="0"/>
+      </w:pPr>
+    </w:p>
+    <w:p>
+      <w:pPr>
+        <w:spacing w:before="0" w:after="0"/>
+      </w:pPr>
+    </w:p>
+    <w:p>
+      <w:pPr>
+        <w:spacing w:before="0" w:after="0"/>
+      </w:pPr>
     </w:p>
     <w:bookmarkEnd w:id="21"/>
     <w:bookmarkStart w:id="22" w:name="第-13-题"/>
@@ -5038,6 +5318,46 @@
         </w:rPr>
         <w:t>。</w:t>
       </w:r>
+    </w:p>
+    <w:p>
+      <w:pPr>
+        <w:spacing w:before="0" w:after="0"/>
+      </w:pPr>
+    </w:p>
+    <w:p>
+      <w:pPr>
+        <w:spacing w:before="0" w:after="0"/>
+      </w:pPr>
+    </w:p>
+    <w:p>
+      <w:pPr>
+        <w:spacing w:before="0" w:after="0"/>
+      </w:pPr>
+    </w:p>
+    <w:p>
+      <w:pPr>
+        <w:spacing w:before="0" w:after="0"/>
+      </w:pPr>
+    </w:p>
+    <w:p>
+      <w:pPr>
+        <w:spacing w:before="0" w:after="0"/>
+      </w:pPr>
+    </w:p>
+    <w:p>
+      <w:pPr>
+        <w:spacing w:before="0" w:after="0"/>
+      </w:pPr>
+    </w:p>
+    <w:p>
+      <w:pPr>
+        <w:spacing w:before="0" w:after="0"/>
+      </w:pPr>
+    </w:p>
+    <w:p>
+      <w:pPr>
+        <w:spacing w:before="0" w:after="0"/>
+      </w:pPr>
     </w:p>
     <w:bookmarkEnd w:id="22"/>
     <w:bookmarkStart w:id="23" w:name="第-14-题"/>
@@ -5413,6 +5733,31 @@
         </w:rPr>
         <w:t>。</w:t>
       </w:r>
+    </w:p>
+    <w:p>
+      <w:pPr>
+        <w:spacing w:before="0" w:after="0"/>
+      </w:pPr>
+    </w:p>
+    <w:p>
+      <w:pPr>
+        <w:spacing w:before="0" w:after="0"/>
+      </w:pPr>
+    </w:p>
+    <w:p>
+      <w:pPr>
+        <w:spacing w:before="0" w:after="0"/>
+      </w:pPr>
+    </w:p>
+    <w:p>
+      <w:pPr>
+        <w:spacing w:before="0" w:after="0"/>
+      </w:pPr>
+    </w:p>
+    <w:p>
+      <w:pPr>
+        <w:spacing w:before="0" w:after="0"/>
+      </w:pPr>
     </w:p>
     <w:bookmarkEnd w:id="23"/>
     <w:bookmarkStart w:id="24" w:name="第-15-题"/>
@@ -7071,6 +7416,46 @@
         <w:t>。</w:t>
       </w:r>
     </w:p>
+    <w:p>
+      <w:pPr>
+        <w:spacing w:before="0" w:after="0"/>
+      </w:pPr>
+    </w:p>
+    <w:p>
+      <w:pPr>
+        <w:spacing w:before="0" w:after="0"/>
+      </w:pPr>
+    </w:p>
+    <w:p>
+      <w:pPr>
+        <w:spacing w:before="0" w:after="0"/>
+      </w:pPr>
+    </w:p>
+    <w:p>
+      <w:pPr>
+        <w:spacing w:before="0" w:after="0"/>
+      </w:pPr>
+    </w:p>
+    <w:p>
+      <w:pPr>
+        <w:spacing w:before="0" w:after="0"/>
+      </w:pPr>
+    </w:p>
+    <w:p>
+      <w:pPr>
+        <w:spacing w:before="0" w:after="0"/>
+      </w:pPr>
+    </w:p>
+    <w:p>
+      <w:pPr>
+        <w:spacing w:before="0" w:after="0"/>
+      </w:pPr>
+    </w:p>
+    <w:p>
+      <w:pPr>
+        <w:spacing w:before="0" w:after="0"/>
+      </w:pPr>
+    </w:p>
     <w:bookmarkEnd w:id="24"/>
     <w:bookmarkStart w:id="25" w:name="第-16-题"/>
     <w:p>
@@ -7203,6 +7588,21 @@
         </w:rPr>
         <w:t>）</w:t>
       </w:r>
+    </w:p>
+    <w:p>
+      <w:pPr>
+        <w:spacing w:before="0" w:after="0"/>
+      </w:pPr>
+    </w:p>
+    <w:p>
+      <w:pPr>
+        <w:spacing w:before="0" w:after="0"/>
+      </w:pPr>
+    </w:p>
+    <w:p>
+      <w:pPr>
+        <w:spacing w:before="0" w:after="0"/>
+      </w:pPr>
     </w:p>
     <w:bookmarkEnd w:id="26"/>
     <w:bookmarkStart w:id="27" w:name="第-17-题"/>
@@ -7788,6 +8188,46 @@
         </w:rPr>
         <w:t>。</w:t>
       </w:r>
+    </w:p>
+    <w:p>
+      <w:pPr>
+        <w:spacing w:before="0" w:after="0"/>
+      </w:pPr>
+    </w:p>
+    <w:p>
+      <w:pPr>
+        <w:spacing w:before="0" w:after="0"/>
+      </w:pPr>
+    </w:p>
+    <w:p>
+      <w:pPr>
+        <w:spacing w:before="0" w:after="0"/>
+      </w:pPr>
+    </w:p>
+    <w:p>
+      <w:pPr>
+        <w:spacing w:before="0" w:after="0"/>
+      </w:pPr>
+    </w:p>
+    <w:p>
+      <w:pPr>
+        <w:spacing w:before="0" w:after="0"/>
+      </w:pPr>
+    </w:p>
+    <w:p>
+      <w:pPr>
+        <w:spacing w:before="0" w:after="0"/>
+      </w:pPr>
+    </w:p>
+    <w:p>
+      <w:pPr>
+        <w:spacing w:before="0" w:after="0"/>
+      </w:pPr>
+    </w:p>
+    <w:p>
+      <w:pPr>
+        <w:spacing w:before="0" w:after="0"/>
+      </w:pPr>
     </w:p>
     <w:bookmarkEnd w:id="27"/>
     <w:bookmarkStart w:id="28" w:name="第-18-题"/>
@@ -8128,6 +8568,31 @@
         </w:rPr>
         <w:t>。</w:t>
       </w:r>
+    </w:p>
+    <w:p>
+      <w:pPr>
+        <w:spacing w:before="0" w:after="0"/>
+      </w:pPr>
+    </w:p>
+    <w:p>
+      <w:pPr>
+        <w:spacing w:before="0" w:after="0"/>
+      </w:pPr>
+    </w:p>
+    <w:p>
+      <w:pPr>
+        <w:spacing w:before="0" w:after="0"/>
+      </w:pPr>
+    </w:p>
+    <w:p>
+      <w:pPr>
+        <w:spacing w:before="0" w:after="0"/>
+      </w:pPr>
+    </w:p>
+    <w:p>
+      <w:pPr>
+        <w:spacing w:before="0" w:after="0"/>
+      </w:pPr>
     </w:p>
     <w:bookmarkEnd w:id="28"/>
     <w:bookmarkStart w:id="29" w:name="第-19-题"/>
@@ -9510,6 +9975,46 @@
         <w:t>。</w:t>
       </w:r>
     </w:p>
+    <w:p>
+      <w:pPr>
+        <w:spacing w:before="0" w:after="0"/>
+      </w:pPr>
+    </w:p>
+    <w:p>
+      <w:pPr>
+        <w:spacing w:before="0" w:after="0"/>
+      </w:pPr>
+    </w:p>
+    <w:p>
+      <w:pPr>
+        <w:spacing w:before="0" w:after="0"/>
+      </w:pPr>
+    </w:p>
+    <w:p>
+      <w:pPr>
+        <w:spacing w:before="0" w:after="0"/>
+      </w:pPr>
+    </w:p>
+    <w:p>
+      <w:pPr>
+        <w:spacing w:before="0" w:after="0"/>
+      </w:pPr>
+    </w:p>
+    <w:p>
+      <w:pPr>
+        <w:spacing w:before="0" w:after="0"/>
+      </w:pPr>
+    </w:p>
+    <w:p>
+      <w:pPr>
+        <w:spacing w:before="0" w:after="0"/>
+      </w:pPr>
+    </w:p>
+    <w:p>
+      <w:pPr>
+        <w:spacing w:before="0" w:after="0"/>
+      </w:pPr>
+    </w:p>
     <w:bookmarkEnd w:id="29"/>
     <w:bookmarkStart w:id="30" w:name="第-20-题"/>
     <w:p>
@@ -9890,6 +10395,46 @@
         </w:rPr>
         <w:t>。</w:t>
       </w:r>
+    </w:p>
+    <w:p>
+      <w:pPr>
+        <w:spacing w:before="0" w:after="0"/>
+      </w:pPr>
+    </w:p>
+    <w:p>
+      <w:pPr>
+        <w:spacing w:before="0" w:after="0"/>
+      </w:pPr>
+    </w:p>
+    <w:p>
+      <w:pPr>
+        <w:spacing w:before="0" w:after="0"/>
+      </w:pPr>
+    </w:p>
+    <w:p>
+      <w:pPr>
+        <w:spacing w:before="0" w:after="0"/>
+      </w:pPr>
+    </w:p>
+    <w:p>
+      <w:pPr>
+        <w:spacing w:before="0" w:after="0"/>
+      </w:pPr>
+    </w:p>
+    <w:p>
+      <w:pPr>
+        <w:spacing w:before="0" w:after="0"/>
+      </w:pPr>
+    </w:p>
+    <w:p>
+      <w:pPr>
+        <w:spacing w:before="0" w:after="0"/>
+      </w:pPr>
+    </w:p>
+    <w:p>
+      <w:pPr>
+        <w:spacing w:before="0" w:after="0"/>
+      </w:pPr>
     </w:p>
     <w:bookmarkEnd w:id="30"/>
     <w:bookmarkStart w:id="31" w:name="第-21-题"/>
@@ -10300,6 +10845,31 @@
         <w:t>。</w:t>
       </w:r>
     </w:p>
+    <w:p>
+      <w:pPr>
+        <w:spacing w:before="0" w:after="0"/>
+      </w:pPr>
+    </w:p>
+    <w:p>
+      <w:pPr>
+        <w:spacing w:before="0" w:after="0"/>
+      </w:pPr>
+    </w:p>
+    <w:p>
+      <w:pPr>
+        <w:spacing w:before="0" w:after="0"/>
+      </w:pPr>
+    </w:p>
+    <w:p>
+      <w:pPr>
+        <w:spacing w:before="0" w:after="0"/>
+      </w:pPr>
+    </w:p>
+    <w:p>
+      <w:pPr>
+        <w:spacing w:before="0" w:after="0"/>
+      </w:pPr>
+    </w:p>
     <w:bookmarkEnd w:id="31"/>
     <w:bookmarkStart w:id="32" w:name="第-22-题"/>
     <w:p>
@@ -10733,6 +11303,31 @@
         <w:t xml:space="preserve">(Inorganic Chemistry 56, No. 10 (2017): 5885-5891)</w:t>
       </w:r>
     </w:p>
+    <w:p>
+      <w:pPr>
+        <w:spacing w:before="0" w:after="0"/>
+      </w:pPr>
+    </w:p>
+    <w:p>
+      <w:pPr>
+        <w:spacing w:before="0" w:after="0"/>
+      </w:pPr>
+    </w:p>
+    <w:p>
+      <w:pPr>
+        <w:spacing w:before="0" w:after="0"/>
+      </w:pPr>
+    </w:p>
+    <w:p>
+      <w:pPr>
+        <w:spacing w:before="0" w:after="0"/>
+      </w:pPr>
+    </w:p>
+    <w:p>
+      <w:pPr>
+        <w:spacing w:before="0" w:after="0"/>
+      </w:pPr>
+    </w:p>
     <w:bookmarkEnd w:id="32"/>
     <w:bookmarkStart w:id="33" w:name="第-23-题"/>
     <w:p>
@@ -11374,6 +11969,46 @@
         <w:t>）</w:t>
       </w:r>
     </w:p>
+    <w:p>
+      <w:pPr>
+        <w:spacing w:before="0" w:after="0"/>
+      </w:pPr>
+    </w:p>
+    <w:p>
+      <w:pPr>
+        <w:spacing w:before="0" w:after="0"/>
+      </w:pPr>
+    </w:p>
+    <w:p>
+      <w:pPr>
+        <w:spacing w:before="0" w:after="0"/>
+      </w:pPr>
+    </w:p>
+    <w:p>
+      <w:pPr>
+        <w:spacing w:before="0" w:after="0"/>
+      </w:pPr>
+    </w:p>
+    <w:p>
+      <w:pPr>
+        <w:spacing w:before="0" w:after="0"/>
+      </w:pPr>
+    </w:p>
+    <w:p>
+      <w:pPr>
+        <w:spacing w:before="0" w:after="0"/>
+      </w:pPr>
+    </w:p>
+    <w:p>
+      <w:pPr>
+        <w:spacing w:before="0" w:after="0"/>
+      </w:pPr>
+    </w:p>
+    <w:p>
+      <w:pPr>
+        <w:spacing w:before="0" w:after="0"/>
+      </w:pPr>
+    </w:p>
     <w:bookmarkEnd w:id="34"/>
     <w:bookmarkStart w:id="35" w:name="第-24-题"/>
     <w:p>
@@ -11649,6 +12284,31 @@
         <w:t>？</w:t>
       </w:r>
     </w:p>
+    <w:p>
+      <w:pPr>
+        <w:spacing w:before="0" w:after="0"/>
+      </w:pPr>
+    </w:p>
+    <w:p>
+      <w:pPr>
+        <w:spacing w:before="0" w:after="0"/>
+      </w:pPr>
+    </w:p>
+    <w:p>
+      <w:pPr>
+        <w:spacing w:before="0" w:after="0"/>
+      </w:pPr>
+    </w:p>
+    <w:p>
+      <w:pPr>
+        <w:spacing w:before="0" w:after="0"/>
+      </w:pPr>
+    </w:p>
+    <w:p>
+      <w:pPr>
+        <w:spacing w:before="0" w:after="0"/>
+      </w:pPr>
+    </w:p>
     <w:bookmarkEnd w:id="35"/>
     <w:bookmarkStart w:id="36" w:name="第-25-题"/>
     <w:p>
@@ -11805,6 +12465,31 @@
         </w:rPr>
         <w:t xml:space="preserve"> P. Gütlich, Y. Garcia, and H. A. Goodwin, Chem. Soc. Rev., 2000, 29, 419.)</w:t>
       </w:r>
+    </w:p>
+    <w:p>
+      <w:pPr>
+        <w:spacing w:before="0" w:after="0"/>
+      </w:pPr>
+    </w:p>
+    <w:p>
+      <w:pPr>
+        <w:spacing w:before="0" w:after="0"/>
+      </w:pPr>
+    </w:p>
+    <w:p>
+      <w:pPr>
+        <w:spacing w:before="0" w:after="0"/>
+      </w:pPr>
+    </w:p>
+    <w:p>
+      <w:pPr>
+        <w:spacing w:before="0" w:after="0"/>
+      </w:pPr>
+    </w:p>
+    <w:p>
+      <w:pPr>
+        <w:spacing w:before="0" w:after="0"/>
+      </w:pPr>
     </w:p>
     <w:bookmarkEnd w:id="36"/>
     <w:bookmarkStart w:id="40" w:name="第-26-题"/>
@@ -12399,7 +13084,7 @@
         </w:rPr>
         <w:drawing>
           <wp:inline>
-            <wp:extent cx="3600000" cy="1475229"/>
+            <wp:extent cx="3600000" cy="1469725"/>
             <wp:effectExtent b="0" l="0" r="0" t="0"/>
             <wp:docPr descr="" title="" id="38" name="Picture"/>
             <a:graphic>
@@ -12420,7 +13105,7 @@
                   <pic:spPr bwMode="auto">
                     <a:xfrm>
                       <a:off x="0" y="0"/>
-                      <a:ext cx="3600000" cy="1475229"/>
+                      <a:ext cx="3600000" cy="1469725"/>
                     </a:xfrm>
                     <a:prstGeom prst="rect">
                       <a:avLst/>
@@ -12439,6 +13124,46 @@
         </w:drawing>
       </w:r>
     </w:p>
+    <w:p>
+      <w:pPr>
+        <w:spacing w:before="0" w:after="0"/>
+      </w:pPr>
+    </w:p>
+    <w:p>
+      <w:pPr>
+        <w:spacing w:before="0" w:after="0"/>
+      </w:pPr>
+    </w:p>
+    <w:p>
+      <w:pPr>
+        <w:spacing w:before="0" w:after="0"/>
+      </w:pPr>
+    </w:p>
+    <w:p>
+      <w:pPr>
+        <w:spacing w:before="0" w:after="0"/>
+      </w:pPr>
+    </w:p>
+    <w:p>
+      <w:pPr>
+        <w:spacing w:before="0" w:after="0"/>
+      </w:pPr>
+    </w:p>
+    <w:p>
+      <w:pPr>
+        <w:spacing w:before="0" w:after="0"/>
+      </w:pPr>
+    </w:p>
+    <w:p>
+      <w:pPr>
+        <w:spacing w:before="0" w:after="0"/>
+      </w:pPr>
+    </w:p>
+    <w:p>
+      <w:pPr>
+        <w:spacing w:before="0" w:after="0"/>
+      </w:pPr>
+    </w:p>
     <w:bookmarkEnd w:id="40"/>
     <w:bookmarkStart w:id="41" w:name="第-27-题"/>
     <w:p>
@@ -12572,6 +13297,31 @@
         <w:t xml:space="preserve"> and R.Hoffmann,Inorg.Chem.,1975,14,365.)</w:t>
       </w:r>
     </w:p>
+    <w:p>
+      <w:pPr>
+        <w:spacing w:before="0" w:after="0"/>
+      </w:pPr>
+    </w:p>
+    <w:p>
+      <w:pPr>
+        <w:spacing w:before="0" w:after="0"/>
+      </w:pPr>
+    </w:p>
+    <w:p>
+      <w:pPr>
+        <w:spacing w:before="0" w:after="0"/>
+      </w:pPr>
+    </w:p>
+    <w:p>
+      <w:pPr>
+        <w:spacing w:before="0" w:after="0"/>
+      </w:pPr>
+    </w:p>
+    <w:p>
+      <w:pPr>
+        <w:spacing w:before="0" w:after="0"/>
+      </w:pPr>
+    </w:p>
     <w:bookmarkEnd w:id="41"/>
     <w:bookmarkStart w:id="42" w:name="第-28-题"/>
     <w:p>
@@ -12722,6 +13472,31 @@
         </w:rPr>
         <w:t>。</w:t>
       </w:r>
+    </w:p>
+    <w:p>
+      <w:pPr>
+        <w:spacing w:before="0" w:after="0"/>
+      </w:pPr>
+    </w:p>
+    <w:p>
+      <w:pPr>
+        <w:spacing w:before="0" w:after="0"/>
+      </w:pPr>
+    </w:p>
+    <w:p>
+      <w:pPr>
+        <w:spacing w:before="0" w:after="0"/>
+      </w:pPr>
+    </w:p>
+    <w:p>
+      <w:pPr>
+        <w:spacing w:before="0" w:after="0"/>
+      </w:pPr>
+    </w:p>
+    <w:p>
+      <w:pPr>
+        <w:spacing w:before="0" w:after="0"/>
+      </w:pPr>
     </w:p>
     <w:bookmarkEnd w:id="42"/>
     <w:bookmarkStart w:id="43" w:name="第-29-题"/>
@@ -13020,6 +13795,31 @@
         </w:rPr>
         <w:t>。</w:t>
       </w:r>
+    </w:p>
+    <w:p>
+      <w:pPr>
+        <w:spacing w:before="0" w:after="0"/>
+      </w:pPr>
+    </w:p>
+    <w:p>
+      <w:pPr>
+        <w:spacing w:before="0" w:after="0"/>
+      </w:pPr>
+    </w:p>
+    <w:p>
+      <w:pPr>
+        <w:spacing w:before="0" w:after="0"/>
+      </w:pPr>
+    </w:p>
+    <w:p>
+      <w:pPr>
+        <w:spacing w:before="0" w:after="0"/>
+      </w:pPr>
+    </w:p>
+    <w:p>
+      <w:pPr>
+        <w:spacing w:before="0" w:after="0"/>
+      </w:pPr>
     </w:p>
     <w:bookmarkEnd w:id="43"/>
     <w:bookmarkStart w:id="44" w:name="第-30-题"/>
@@ -13624,6 +14424,31 @@
         <w:t>）</w:t>
       </w:r>
     </w:p>
+    <w:p>
+      <w:pPr>
+        <w:spacing w:before="0" w:after="0"/>
+      </w:pPr>
+    </w:p>
+    <w:p>
+      <w:pPr>
+        <w:spacing w:before="0" w:after="0"/>
+      </w:pPr>
+    </w:p>
+    <w:p>
+      <w:pPr>
+        <w:spacing w:before="0" w:after="0"/>
+      </w:pPr>
+    </w:p>
+    <w:p>
+      <w:pPr>
+        <w:spacing w:before="0" w:after="0"/>
+      </w:pPr>
+    </w:p>
+    <w:p>
+      <w:pPr>
+        <w:spacing w:before="0" w:after="0"/>
+      </w:pPr>
+    </w:p>
     <w:bookmarkEnd w:id="45"/>
     <w:bookmarkStart w:id="46" w:name="第-31-题"/>
     <w:p>
@@ -13726,6 +14551,21 @@
         <w:t>。</w:t>
       </w:r>
     </w:p>
+    <w:p>
+      <w:pPr>
+        <w:spacing w:before="0" w:after="0"/>
+      </w:pPr>
+    </w:p>
+    <w:p>
+      <w:pPr>
+        <w:spacing w:before="0" w:after="0"/>
+      </w:pPr>
+    </w:p>
+    <w:p>
+      <w:pPr>
+        <w:spacing w:before="0" w:after="0"/>
+      </w:pPr>
+    </w:p>
     <w:bookmarkEnd w:id="46"/>
     <w:bookmarkStart w:id="47" w:name="第-32-题"/>
     <w:p>
@@ -13888,6 +14728,21 @@
         <w:t>。</w:t>
       </w:r>
     </w:p>
+    <w:p>
+      <w:pPr>
+        <w:spacing w:before="0" w:after="0"/>
+      </w:pPr>
+    </w:p>
+    <w:p>
+      <w:pPr>
+        <w:spacing w:before="0" w:after="0"/>
+      </w:pPr>
+    </w:p>
+    <w:p>
+      <w:pPr>
+        <w:spacing w:before="0" w:after="0"/>
+      </w:pPr>
+    </w:p>
     <w:bookmarkEnd w:id="47"/>
     <w:bookmarkStart w:id="48" w:name="第-33-题"/>
     <w:p>
@@ -14021,6 +14876,21 @@
         <w:t>？</w:t>
       </w:r>
     </w:p>
+    <w:p>
+      <w:pPr>
+        <w:spacing w:before="0" w:after="0"/>
+      </w:pPr>
+    </w:p>
+    <w:p>
+      <w:pPr>
+        <w:spacing w:before="0" w:after="0"/>
+      </w:pPr>
+    </w:p>
+    <w:p>
+      <w:pPr>
+        <w:spacing w:before="0" w:after="0"/>
+      </w:pPr>
+    </w:p>
     <w:bookmarkEnd w:id="48"/>
     <w:bookmarkStart w:id="49" w:name="第-34-题"/>
     <w:p>
@@ -14146,6 +15016,21 @@
         </w:rPr>
         <w:t>？</w:t>
       </w:r>
+    </w:p>
+    <w:p>
+      <w:pPr>
+        <w:spacing w:before="0" w:after="0"/>
+      </w:pPr>
+    </w:p>
+    <w:p>
+      <w:pPr>
+        <w:spacing w:before="0" w:after="0"/>
+      </w:pPr>
+    </w:p>
+    <w:p>
+      <w:pPr>
+        <w:spacing w:before="0" w:after="0"/>
+      </w:pPr>
     </w:p>
     <w:bookmarkEnd w:id="49"/>
     <w:bookmarkStart w:id="50" w:name="第-35-题"/>
@@ -14701,6 +15586,21 @@
         <w:t>。</w:t>
       </w:r>
     </w:p>
+    <w:p>
+      <w:pPr>
+        <w:spacing w:before="0" w:after="0"/>
+      </w:pPr>
+    </w:p>
+    <w:p>
+      <w:pPr>
+        <w:spacing w:before="0" w:after="0"/>
+      </w:pPr>
+    </w:p>
+    <w:p>
+      <w:pPr>
+        <w:spacing w:before="0" w:after="0"/>
+      </w:pPr>
+    </w:p>
     <w:bookmarkEnd w:id="50"/>
     <w:bookmarkStart w:id="51" w:name="第-36-题"/>
     <w:p>
@@ -15086,6 +15986,31 @@
         </w:rPr>
         <w:t>）</w:t>
       </w:r>
+    </w:p>
+    <w:p>
+      <w:pPr>
+        <w:spacing w:before="0" w:after="0"/>
+      </w:pPr>
+    </w:p>
+    <w:p>
+      <w:pPr>
+        <w:spacing w:before="0" w:after="0"/>
+      </w:pPr>
+    </w:p>
+    <w:p>
+      <w:pPr>
+        <w:spacing w:before="0" w:after="0"/>
+      </w:pPr>
+    </w:p>
+    <w:p>
+      <w:pPr>
+        <w:spacing w:before="0" w:after="0"/>
+      </w:pPr>
+    </w:p>
+    <w:p>
+      <w:pPr>
+        <w:spacing w:before="0" w:after="0"/>
+      </w:pPr>
     </w:p>
     <w:bookmarkEnd w:id="52"/>
     <w:bookmarkStart w:id="53" w:name="第-37-题"/>
@@ -15946,6 +16871,31 @@
               <w:jc w:val="center"/>
             </w:pPr>
           </w:p>
+          <w:p>
+            <w:pPr>
+              <w:spacing w:before="0" w:after="0"/>
+            </w:pPr>
+          </w:p>
+          <w:p>
+            <w:pPr>
+              <w:spacing w:before="0" w:after="0"/>
+            </w:pPr>
+          </w:p>
+          <w:p>
+            <w:pPr>
+              <w:spacing w:before="0" w:after="0"/>
+            </w:pPr>
+          </w:p>
+          <w:p>
+            <w:pPr>
+              <w:spacing w:before="0" w:after="0"/>
+            </w:pPr>
+          </w:p>
+          <w:p>
+            <w:pPr>
+              <w:spacing w:before="0" w:after="0"/>
+            </w:pPr>
+          </w:p>
         </w:tc>
       </w:tr>
     </w:tbl>
@@ -16363,6 +17313,21 @@
         </w:rPr>
         <w:t xml:space="preserve">​</w:t>
       </w:r>
+    </w:p>
+    <w:p>
+      <w:pPr>
+        <w:spacing w:before="0" w:after="0"/>
+      </w:pPr>
+    </w:p>
+    <w:p>
+      <w:pPr>
+        <w:spacing w:before="0" w:after="0"/>
+      </w:pPr>
+    </w:p>
+    <w:p>
+      <w:pPr>
+        <w:spacing w:before="0" w:after="0"/>
+      </w:pPr>
     </w:p>
     <w:bookmarkEnd w:id="54"/>
     <w:bookmarkStart w:id="55" w:name="第-39-题"/>
@@ -17312,6 +18277,31 @@
         <w:t xml:space="preserve">。</w:t>
       </w:r>
     </w:p>
+    <w:p>
+      <w:pPr>
+        <w:spacing w:before="0" w:after="0"/>
+      </w:pPr>
+    </w:p>
+    <w:p>
+      <w:pPr>
+        <w:spacing w:before="0" w:after="0"/>
+      </w:pPr>
+    </w:p>
+    <w:p>
+      <w:pPr>
+        <w:spacing w:before="0" w:after="0"/>
+      </w:pPr>
+    </w:p>
+    <w:p>
+      <w:pPr>
+        <w:spacing w:before="0" w:after="0"/>
+      </w:pPr>
+    </w:p>
+    <w:p>
+      <w:pPr>
+        <w:spacing w:before="0" w:after="0"/>
+      </w:pPr>
+    </w:p>
     <w:bookmarkEnd w:id="55"/>
     <w:bookmarkStart w:id="59" w:name="第-40-题"/>
     <w:p>
@@ -17371,79 +18361,6 @@
           <w:rFonts w:hint="eastAsia" w:ascii="Times New Roman" w:hAnsi="Times New Roman" w:eastAsia="FangSong" w:cs="Times New Roman"/>
         </w:rPr>
         <w:t>届初赛</w:t>
-      </w:r>
-    </w:p>
-    <w:p>
-      <w:pPr>
-        <w:pStyle w:val="BlockText"/>
-      </w:pPr>
-      <w:r>
-        <w:rPr>
-          <w:rFonts w:hint="eastAsia" w:ascii="Times New Roman" w:hAnsi="Times New Roman" w:eastAsia="FangSong" w:cs="Times New Roman"/>
-          <w:b/>
-          <w:bCs/>
-        </w:rPr>
-        <w:t xml:space="preserve">小问关联</w:t>
-      </w:r>
-      <w:r>
-        <w:rPr>
-          <w:rFonts w:hint="eastAsia" w:ascii="Times New Roman" w:hAnsi="Times New Roman" w:eastAsia="Times New Roman" w:cs="Times New Roman"/>
-        </w:rPr>
-        <w:t>：</w:t>
-      </w:r>
-      <w:r>
-        <w:rPr>
-          <w:rFonts w:hint="eastAsia" w:ascii="Times New Roman" w:hAnsi="Times New Roman" w:eastAsia="FangSong" w:cs="Times New Roman"/>
-        </w:rPr>
-        <w:t>本文件为第</w:t>
-      </w:r>
-      <w:r>
-        <w:rPr>
-          <w:rFonts w:hint="eastAsia" w:ascii="Times New Roman" w:hAnsi="Times New Roman" w:eastAsia="Times New Roman" w:cs="Times New Roman"/>
-        </w:rPr>
-        <w:t>(7-1)</w:t>
-      </w:r>
-      <w:r>
-        <w:rPr>
-          <w:rFonts w:hint="eastAsia" w:ascii="Times New Roman" w:hAnsi="Times New Roman" w:eastAsia="FangSong" w:cs="Times New Roman"/>
-        </w:rPr>
-        <w:t>小问</w:t>
-      </w:r>
-      <w:r>
-        <w:rPr>
-          <w:rFonts w:hint="eastAsia" w:ascii="Times New Roman" w:hAnsi="Times New Roman" w:eastAsia="Times New Roman" w:cs="Times New Roman"/>
-        </w:rPr>
-        <w:t>；</w:t>
-      </w:r>
-      <w:r>
-        <w:rPr>
-          <w:rFonts w:hint="eastAsia" w:ascii="Times New Roman" w:hAnsi="Times New Roman" w:eastAsia="FangSong" w:cs="Times New Roman"/>
-        </w:rPr>
-        <w:t>其余小问见</w:t>
-      </w:r>
-      <w:r>
-        <w:rPr>
-          <w:rFonts w:ascii="Times New Roman" w:hAnsi="Times New Roman" w:eastAsia="Times New Roman" w:cs="Times New Roman"/>
-        </w:rPr>
-        <w:t xml:space="preserve"> </w:t>
-      </w:r>
-      <w:r>
-        <w:rPr>
-          <w:rFonts w:hint="eastAsia" w:ascii="Times New Roman" w:hAnsi="Times New Roman" w:eastAsia="FangSong" w:cs="Times New Roman"/>
-        </w:rPr>
-        <w:t>题</w:t>
-      </w:r>
-      <w:r>
-        <w:rPr>
-          <w:rFonts w:hint="eastAsia" w:ascii="Times New Roman" w:hAnsi="Times New Roman" w:eastAsia="Times New Roman" w:cs="Times New Roman"/>
-        </w:rPr>
-        <w:t>-029-7-</w:t>
-      </w:r>
-      <w:r>
-        <w:rPr>
-          <w:rFonts w:hint="eastAsia" w:ascii="Times New Roman" w:hAnsi="Times New Roman" w:eastAsia="FangSong" w:cs="Times New Roman"/>
-        </w:rPr>
-        <w:t>钒配合物氧化数与配位数</w:t>
       </w:r>
     </w:p>
     <w:p>
@@ -17499,7 +18416,7 @@
         </w:rPr>
         <w:drawing>
           <wp:inline>
-            <wp:extent cx="3600000" cy="774942"/>
+            <wp:extent cx="3600000" cy="771722"/>
             <wp:effectExtent b="0" l="0" r="0" t="0"/>
             <wp:docPr descr="" title="" id="57" name="Picture"/>
             <a:graphic>
@@ -17520,7 +18437,7 @@
                   <pic:spPr bwMode="auto">
                     <a:xfrm>
                       <a:off x="0" y="0"/>
-                      <a:ext cx="3600000" cy="774942"/>
+                      <a:ext cx="3600000" cy="771722"/>
                     </a:xfrm>
                     <a:prstGeom prst="rect">
                       <a:avLst/>
@@ -17818,6 +18735,31 @@
         <w:t>。</w:t>
       </w:r>
     </w:p>
+    <w:p>
+      <w:pPr>
+        <w:spacing w:before="0" w:after="0"/>
+      </w:pPr>
+    </w:p>
+    <w:p>
+      <w:pPr>
+        <w:spacing w:before="0" w:after="0"/>
+      </w:pPr>
+    </w:p>
+    <w:p>
+      <w:pPr>
+        <w:spacing w:before="0" w:after="0"/>
+      </w:pPr>
+    </w:p>
+    <w:p>
+      <w:pPr>
+        <w:spacing w:before="0" w:after="0"/>
+      </w:pPr>
+    </w:p>
+    <w:p>
+      <w:pPr>
+        <w:spacing w:before="0" w:after="0"/>
+      </w:pPr>
+    </w:p>
     <w:bookmarkEnd w:id="59"/>
     <w:bookmarkStart w:id="77" w:name="第-41-题"/>
     <w:p>
@@ -23333,6 +24275,46 @@
     </w:p>
     <w:p>
       <w:pPr>
+        <w:spacing w:before="0" w:after="0"/>
+      </w:pPr>
+    </w:p>
+    <w:p>
+      <w:pPr>
+        <w:spacing w:before="0" w:after="0"/>
+      </w:pPr>
+    </w:p>
+    <w:p>
+      <w:pPr>
+        <w:spacing w:before="0" w:after="0"/>
+      </w:pPr>
+    </w:p>
+    <w:p>
+      <w:pPr>
+        <w:spacing w:before="0" w:after="0"/>
+      </w:pPr>
+    </w:p>
+    <w:p>
+      <w:pPr>
+        <w:spacing w:before="0" w:after="0"/>
+      </w:pPr>
+    </w:p>
+    <w:p>
+      <w:pPr>
+        <w:spacing w:before="0" w:after="0"/>
+      </w:pPr>
+    </w:p>
+    <w:p>
+      <w:pPr>
+        <w:spacing w:before="0" w:after="0"/>
+      </w:pPr>
+    </w:p>
+    <w:p>
+      <w:pPr>
+        <w:spacing w:before="0" w:after="0"/>
+      </w:pPr>
+    </w:p>
+    <w:p>
+      <w:pPr>
         <w:spacing w:before="160" w:after="80"/>
       </w:pPr>
       <w:r>
@@ -23353,7 +24335,7 @@
         </w:rPr>
         <w:drawing>
           <wp:inline>
-            <wp:extent cx="3600000" cy="2426086"/>
+            <wp:extent cx="3600000" cy="2341667"/>
             <wp:effectExtent b="0" l="0" r="0" t="0"/>
             <wp:docPr descr="" title="" id="74" name="Picture"/>
             <a:graphic>
@@ -23374,7 +24356,7 @@
                   <pic:spPr bwMode="auto">
                     <a:xfrm>
                       <a:off x="0" y="0"/>
-                      <a:ext cx="3600000" cy="2426086"/>
+                      <a:ext cx="3600000" cy="2341667"/>
                     </a:xfrm>
                     <a:prstGeom prst="rect">
                       <a:avLst/>
@@ -23727,6 +24709,31 @@
         <w:t>）</w:t>
       </w:r>
     </w:p>
+    <w:p>
+      <w:pPr>
+        <w:spacing w:before="0" w:after="0"/>
+      </w:pPr>
+    </w:p>
+    <w:p>
+      <w:pPr>
+        <w:spacing w:before="0" w:after="0"/>
+      </w:pPr>
+    </w:p>
+    <w:p>
+      <w:pPr>
+        <w:spacing w:before="0" w:after="0"/>
+      </w:pPr>
+    </w:p>
+    <w:p>
+      <w:pPr>
+        <w:spacing w:before="0" w:after="0"/>
+      </w:pPr>
+    </w:p>
+    <w:p>
+      <w:pPr>
+        <w:spacing w:before="0" w:after="0"/>
+      </w:pPr>
+    </w:p>
     <w:bookmarkEnd w:id="79"/>
     <w:bookmarkStart w:id="80" w:name="第-43-题"/>
     <w:p>
@@ -24211,6 +25218,31 @@
         </w:rPr>
         <w:t>。</w:t>
       </w:r>
+    </w:p>
+    <w:p>
+      <w:pPr>
+        <w:spacing w:before="0" w:after="0"/>
+      </w:pPr>
+    </w:p>
+    <w:p>
+      <w:pPr>
+        <w:spacing w:before="0" w:after="0"/>
+      </w:pPr>
+    </w:p>
+    <w:p>
+      <w:pPr>
+        <w:spacing w:before="0" w:after="0"/>
+      </w:pPr>
+    </w:p>
+    <w:p>
+      <w:pPr>
+        <w:spacing w:before="0" w:after="0"/>
+      </w:pPr>
+    </w:p>
+    <w:p>
+      <w:pPr>
+        <w:spacing w:before="0" w:after="0"/>
+      </w:pPr>
     </w:p>
     <w:bookmarkEnd w:id="80"/>
     <w:bookmarkStart w:id="81" w:name="第-44-题"/>
@@ -24810,6 +25842,31 @@
         <w:t>。</w:t>
       </w:r>
     </w:p>
+    <w:p>
+      <w:pPr>
+        <w:spacing w:before="0" w:after="0"/>
+      </w:pPr>
+    </w:p>
+    <w:p>
+      <w:pPr>
+        <w:spacing w:before="0" w:after="0"/>
+      </w:pPr>
+    </w:p>
+    <w:p>
+      <w:pPr>
+        <w:spacing w:before="0" w:after="0"/>
+      </w:pPr>
+    </w:p>
+    <w:p>
+      <w:pPr>
+        <w:spacing w:before="0" w:after="0"/>
+      </w:pPr>
+    </w:p>
+    <w:p>
+      <w:pPr>
+        <w:spacing w:before="0" w:after="0"/>
+      </w:pPr>
+    </w:p>
     <w:bookmarkEnd w:id="81"/>
     <w:bookmarkStart w:id="82" w:name="第-45-题"/>
     <w:p>
@@ -25165,6 +26222,46 @@
         </w:rPr>
         <w:t>。</w:t>
       </w:r>
+    </w:p>
+    <w:p>
+      <w:pPr>
+        <w:spacing w:before="0" w:after="0"/>
+      </w:pPr>
+    </w:p>
+    <w:p>
+      <w:pPr>
+        <w:spacing w:before="0" w:after="0"/>
+      </w:pPr>
+    </w:p>
+    <w:p>
+      <w:pPr>
+        <w:spacing w:before="0" w:after="0"/>
+      </w:pPr>
+    </w:p>
+    <w:p>
+      <w:pPr>
+        <w:spacing w:before="0" w:after="0"/>
+      </w:pPr>
+    </w:p>
+    <w:p>
+      <w:pPr>
+        <w:spacing w:before="0" w:after="0"/>
+      </w:pPr>
+    </w:p>
+    <w:p>
+      <w:pPr>
+        <w:spacing w:before="0" w:after="0"/>
+      </w:pPr>
+    </w:p>
+    <w:p>
+      <w:pPr>
+        <w:spacing w:before="0" w:after="0"/>
+      </w:pPr>
+    </w:p>
+    <w:p>
+      <w:pPr>
+        <w:spacing w:before="0" w:after="0"/>
+      </w:pPr>
     </w:p>
     <w:bookmarkEnd w:id="82"/>
     <w:bookmarkStart w:id="83" w:name="第-46-题"/>
@@ -26099,6 +27196,46 @@
         <w:t>）</w:t>
       </w:r>
     </w:p>
+    <w:p>
+      <w:pPr>
+        <w:spacing w:before="0" w:after="0"/>
+      </w:pPr>
+    </w:p>
+    <w:p>
+      <w:pPr>
+        <w:spacing w:before="0" w:after="0"/>
+      </w:pPr>
+    </w:p>
+    <w:p>
+      <w:pPr>
+        <w:spacing w:before="0" w:after="0"/>
+      </w:pPr>
+    </w:p>
+    <w:p>
+      <w:pPr>
+        <w:spacing w:before="0" w:after="0"/>
+      </w:pPr>
+    </w:p>
+    <w:p>
+      <w:pPr>
+        <w:spacing w:before="0" w:after="0"/>
+      </w:pPr>
+    </w:p>
+    <w:p>
+      <w:pPr>
+        <w:spacing w:before="0" w:after="0"/>
+      </w:pPr>
+    </w:p>
+    <w:p>
+      <w:pPr>
+        <w:spacing w:before="0" w:after="0"/>
+      </w:pPr>
+    </w:p>
+    <w:p>
+      <w:pPr>
+        <w:spacing w:before="0" w:after="0"/>
+      </w:pPr>
+    </w:p>
     <w:bookmarkEnd w:id="84"/>
     <w:bookmarkStart w:id="85" w:name="第-47-题"/>
     <w:p>
@@ -26535,6 +27672,46 @@
         </w:rPr>
         <w:t xml:space="preserve">140pm）。</w:t>
       </w:r>
+    </w:p>
+    <w:p>
+      <w:pPr>
+        <w:spacing w:before="0" w:after="0"/>
+      </w:pPr>
+    </w:p>
+    <w:p>
+      <w:pPr>
+        <w:spacing w:before="0" w:after="0"/>
+      </w:pPr>
+    </w:p>
+    <w:p>
+      <w:pPr>
+        <w:spacing w:before="0" w:after="0"/>
+      </w:pPr>
+    </w:p>
+    <w:p>
+      <w:pPr>
+        <w:spacing w:before="0" w:after="0"/>
+      </w:pPr>
+    </w:p>
+    <w:p>
+      <w:pPr>
+        <w:spacing w:before="0" w:after="0"/>
+      </w:pPr>
+    </w:p>
+    <w:p>
+      <w:pPr>
+        <w:spacing w:before="0" w:after="0"/>
+      </w:pPr>
+    </w:p>
+    <w:p>
+      <w:pPr>
+        <w:spacing w:before="0" w:after="0"/>
+      </w:pPr>
+    </w:p>
+    <w:p>
+      <w:pPr>
+        <w:spacing w:before="0" w:after="0"/>
+      </w:pPr>
     </w:p>
     <w:bookmarkEnd w:id="85"/>
     <w:bookmarkStart w:id="86" w:name="第-48-题"/>
@@ -27547,6 +28724,46 @@
         <w:t xml:space="preserve">_m。</w:t>
       </w:r>
     </w:p>
+    <w:p>
+      <w:pPr>
+        <w:spacing w:before="0" w:after="0"/>
+      </w:pPr>
+    </w:p>
+    <w:p>
+      <w:pPr>
+        <w:spacing w:before="0" w:after="0"/>
+      </w:pPr>
+    </w:p>
+    <w:p>
+      <w:pPr>
+        <w:spacing w:before="0" w:after="0"/>
+      </w:pPr>
+    </w:p>
+    <w:p>
+      <w:pPr>
+        <w:spacing w:before="0" w:after="0"/>
+      </w:pPr>
+    </w:p>
+    <w:p>
+      <w:pPr>
+        <w:spacing w:before="0" w:after="0"/>
+      </w:pPr>
+    </w:p>
+    <w:p>
+      <w:pPr>
+        <w:spacing w:before="0" w:after="0"/>
+      </w:pPr>
+    </w:p>
+    <w:p>
+      <w:pPr>
+        <w:spacing w:before="0" w:after="0"/>
+      </w:pPr>
+    </w:p>
+    <w:p>
+      <w:pPr>
+        <w:spacing w:before="0" w:after="0"/>
+      </w:pPr>
+    </w:p>
     <w:bookmarkEnd w:id="86"/>
     <w:bookmarkStart w:id="87" w:name="第-49-题"/>
     <w:p>
@@ -28130,6 +29347,46 @@
         <w:t>。</w:t>
       </w:r>
     </w:p>
+    <w:p>
+      <w:pPr>
+        <w:spacing w:before="0" w:after="0"/>
+      </w:pPr>
+    </w:p>
+    <w:p>
+      <w:pPr>
+        <w:spacing w:before="0" w:after="0"/>
+      </w:pPr>
+    </w:p>
+    <w:p>
+      <w:pPr>
+        <w:spacing w:before="0" w:after="0"/>
+      </w:pPr>
+    </w:p>
+    <w:p>
+      <w:pPr>
+        <w:spacing w:before="0" w:after="0"/>
+      </w:pPr>
+    </w:p>
+    <w:p>
+      <w:pPr>
+        <w:spacing w:before="0" w:after="0"/>
+      </w:pPr>
+    </w:p>
+    <w:p>
+      <w:pPr>
+        <w:spacing w:before="0" w:after="0"/>
+      </w:pPr>
+    </w:p>
+    <w:p>
+      <w:pPr>
+        <w:spacing w:before="0" w:after="0"/>
+      </w:pPr>
+    </w:p>
+    <w:p>
+      <w:pPr>
+        <w:spacing w:before="0" w:after="0"/>
+      </w:pPr>
+    </w:p>
     <w:bookmarkEnd w:id="87"/>
     <w:bookmarkStart w:id="88" w:name="第-50-题"/>
     <w:p>
@@ -28981,6 +30238,46 @@
         </w:rPr>
         <w:t>。</w:t>
       </w:r>
+    </w:p>
+    <w:p>
+      <w:pPr>
+        <w:spacing w:before="0" w:after="0"/>
+      </w:pPr>
+    </w:p>
+    <w:p>
+      <w:pPr>
+        <w:spacing w:before="0" w:after="0"/>
+      </w:pPr>
+    </w:p>
+    <w:p>
+      <w:pPr>
+        <w:spacing w:before="0" w:after="0"/>
+      </w:pPr>
+    </w:p>
+    <w:p>
+      <w:pPr>
+        <w:spacing w:before="0" w:after="0"/>
+      </w:pPr>
+    </w:p>
+    <w:p>
+      <w:pPr>
+        <w:spacing w:before="0" w:after="0"/>
+      </w:pPr>
+    </w:p>
+    <w:p>
+      <w:pPr>
+        <w:spacing w:before="0" w:after="0"/>
+      </w:pPr>
+    </w:p>
+    <w:p>
+      <w:pPr>
+        <w:spacing w:before="0" w:after="0"/>
+      </w:pPr>
+    </w:p>
+    <w:p>
+      <w:pPr>
+        <w:spacing w:before="0" w:after="0"/>
+      </w:pPr>
     </w:p>
     <w:p>
       <w:pPr>

--- a/00-首页/题组Word/阶段测试卷/结构化学阶段测试卷-学生版.docx
+++ b/00-首页/题组Word/阶段测试卷/结构化学阶段测试卷-学生版.docx
@@ -16412,6 +16412,14 @@
         <w:tblStyle w:val="Table"/>
         <w:tblW w:type="pct" w:w="5000"/>
         <w:tblLayout w:type="fixed"/>
+        <w:tblBorders>
+          <w:top w:val="single" w:sz="12" w:space="0" w:color="000000"/>
+          <w:left w:val="none" w:sz="0" w:space="0" w:color="auto"/>
+          <w:bottom w:val="single" w:sz="12" w:space="0" w:color="000000"/>
+          <w:right w:val="none" w:sz="0" w:space="0" w:color="auto"/>
+          <w:insideH w:val="none" w:sz="0" w:space="0" w:color="auto"/>
+          <w:insideV w:val="none" w:sz="0" w:space="0" w:color="auto"/>
+        </w:tblBorders>
         <w:tblLook w:firstRow="1" w:lastRow="0" w:firstColumn="0" w:lastColumn="0" w:noHBand="0" w:noVBand="0" w:val="0020"/>
       </w:tblPr>
       <w:tblGrid>
@@ -16425,7 +16433,11 @@
           <w:tblHeader w:val="on"/>
         </w:trPr>
         <w:tc>
-          <w:tcPr/>
+          <w:tcPr>
+            <w:tcBorders>
+              <w:bottom w:val="single" w:sz="8" w:space="0" w:color="000000"/>
+            </w:tcBorders>
+          </w:tcPr>
           <w:p>
             <w:pPr>
               <w:pStyle w:val="Compact"/>
@@ -16441,7 +16453,11 @@
           </w:p>
         </w:tc>
         <w:tc>
-          <w:tcPr/>
+          <w:tcPr>
+            <w:tcBorders>
+              <w:bottom w:val="single" w:sz="8" w:space="0" w:color="000000"/>
+            </w:tcBorders>
+          </w:tcPr>
           <w:p>
             <w:pPr>
               <w:pStyle w:val="Compact"/>
@@ -16457,7 +16473,11 @@
           </w:p>
         </w:tc>
         <w:tc>
-          <w:tcPr/>
+          <w:tcPr>
+            <w:tcBorders>
+              <w:bottom w:val="single" w:sz="8" w:space="0" w:color="000000"/>
+            </w:tcBorders>
+          </w:tcPr>
           <w:p>
             <w:pPr>
               <w:pStyle w:val="Compact"/>
@@ -16518,7 +16538,11 @@
           </w:p>
         </w:tc>
         <w:tc>
-          <w:tcPr/>
+          <w:tcPr>
+            <w:tcBorders>
+              <w:bottom w:val="single" w:sz="8" w:space="0" w:color="000000"/>
+            </w:tcBorders>
+          </w:tcPr>
           <w:p>
             <w:pPr>
               <w:pStyle w:val="Compact"/>
@@ -31581,7 +31605,7 @@
     <ns0:rPr>
       <ns0:rFonts ns0:ascii="Times New Roman" ns0:cs="Times New Roman" ns0:eastAsia="SimHei" ns0:hAnsi="Times New Roman"/>
       <ns0:b/>
-      <ns0:color ns0:val="17324D"/>
+      <ns0:color ns0:val="000000"/>
       <ns0:sz ns0:val="44"/>
       <ns0:szCs ns0:val="56"/>
     </ns0:rPr>
@@ -31723,7 +31747,7 @@
     <ns0:rPr>
       <ns0:rFonts ns0:ascii="Times New Roman" ns0:cs="Times New Roman" ns0:eastAsia="SimHei" ns0:hAnsi="Times New Roman"/>
       <ns0:b/>
-      <ns0:color ns0:val="17324D"/>
+      <ns0:color ns0:val="000000"/>
       <ns0:sz ns0:val="32"/>
       <ns0:szCs ns0:val="40"/>
     </ns0:rPr>
@@ -31747,7 +31771,7 @@
     <ns0:rPr>
       <ns0:rFonts ns0:ascii="Times New Roman" ns0:cs="Times New Roman" ns0:eastAsia="SimHei" ns0:hAnsi="Times New Roman"/>
       <ns0:b/>
-      <ns0:color ns0:val="17324D"/>
+      <ns0:color ns0:val="000000"/>
       <ns0:sz ns0:val="28"/>
       <ns0:szCs ns0:val="32"/>
     </ns0:rPr>
@@ -31771,7 +31795,7 @@
     <ns0:rPr>
       <ns0:rFonts ns0:ascii="Times New Roman" ns0:cs="Times New Roman" ns0:eastAsia="SimHei" ns0:hAnsi="Times New Roman"/>
       <ns0:b/>
-      <ns0:color ns0:val="17324D"/>
+      <ns0:color ns0:val="000000"/>
       <ns0:sz ns0:val="25"/>
       <ns0:szCs ns0:val="28"/>
     </ns0:rPr>
